--- a/BGIL_DBT/validation/travel/DM-T/DM-T2_OPUS.docx
+++ b/BGIL_DBT/validation/travel/DM-T/DM-T2_OPUS.docx
@@ -3985,6 +3985,9 @@
       <w:r>
         <w:t xml:space="preserve">1. OPUS — Hash column types (all tables)</w:t>
       </w:r>
+      <w:r>
+        <w:t xml:space="preserve">  [M1]</w:t>
+      </w:r>
     </w:p>
     <w:tbl>
       <w:tblPr>
@@ -4279,6 +4282,9 @@
       <w:r>
         <w:t xml:space="preserve">2. OPUS — HUB  HUB_AGREEMENT</w:t>
       </w:r>
+      <w:r>
+        <w:t xml:space="preserve">  [M1]</w:t>
+      </w:r>
     </w:p>
     <w:tbl>
       <w:tblPr>
@@ -4585,6 +4591,9 @@
       <w:r>
         <w:t xml:space="preserve">3. OPUS — HUB  HUB_ASSESSMENT</w:t>
       </w:r>
+      <w:r>
+        <w:t xml:space="preserve">  [M1]</w:t>
+      </w:r>
     </w:p>
     <w:tbl>
       <w:tblPr>
@@ -4891,6 +4900,9 @@
       <w:r>
         <w:t xml:space="preserve">4. OPUS — HUB  HUB_COVERAGE</w:t>
       </w:r>
+      <w:r>
+        <w:t xml:space="preserve">  [M1]</w:t>
+      </w:r>
     </w:p>
     <w:tbl>
       <w:tblPr>
@@ -5197,6 +5209,9 @@
       <w:r>
         <w:t xml:space="preserve">5. OPUS — HUB  HUB_DISTRIBUTION_CHANNEL</w:t>
       </w:r>
+      <w:r>
+        <w:t xml:space="preserve">  [M1]</w:t>
+      </w:r>
     </w:p>
     <w:tbl>
       <w:tblPr>
@@ -5503,6 +5518,9 @@
       <w:r>
         <w:t xml:space="preserve">6. OPUS — HUB  HUB_FINANCIAL_ACCOUNT</w:t>
       </w:r>
+      <w:r>
+        <w:t xml:space="preserve">  [M1]</w:t>
+      </w:r>
     </w:p>
     <w:tbl>
       <w:tblPr>
@@ -5809,6 +5827,9 @@
       <w:r>
         <w:t xml:space="preserve">7. OPUS — HUB  HUB_FINANCIAL_TRANSACTION</w:t>
       </w:r>
+      <w:r>
+        <w:t xml:space="preserve">  [M1]</w:t>
+      </w:r>
     </w:p>
     <w:tbl>
       <w:tblPr>
@@ -6115,6 +6136,9 @@
       <w:r>
         <w:t xml:space="preserve">8. OPUS — HUB  HUB_LOCATION</w:t>
       </w:r>
+      <w:r>
+        <w:t xml:space="preserve">  [M1]</w:t>
+      </w:r>
     </w:p>
     <w:tbl>
       <w:tblPr>
@@ -6421,6 +6445,9 @@
       <w:r>
         <w:t xml:space="preserve">9. OPUS — HUB  HUB_ORG_UNIT</w:t>
       </w:r>
+      <w:r>
+        <w:t xml:space="preserve">  [M1]</w:t>
+      </w:r>
     </w:p>
     <w:tbl>
       <w:tblPr>
@@ -6727,6 +6754,9 @@
       <w:r>
         <w:t xml:space="preserve">10. OPUS — HUB  HUB_PARTY</w:t>
       </w:r>
+      <w:r>
+        <w:t xml:space="preserve">  [M1]</w:t>
+      </w:r>
     </w:p>
     <w:tbl>
       <w:tblPr>
@@ -7033,6 +7063,9 @@
       <w:r>
         <w:t xml:space="preserve">11. OPUS — HUB  HUB_POLICY</w:t>
       </w:r>
+      <w:r>
+        <w:t xml:space="preserve">  [M1]</w:t>
+      </w:r>
     </w:p>
     <w:tbl>
       <w:tblPr>
@@ -7339,6 +7372,9 @@
       <w:r>
         <w:t xml:space="preserve">12. OPUS — HUB  HUB_PRODUCT</w:t>
       </w:r>
+      <w:r>
+        <w:t xml:space="preserve">  [M1]</w:t>
+      </w:r>
     </w:p>
     <w:tbl>
       <w:tblPr>
@@ -7645,6 +7681,9 @@
       <w:r>
         <w:t xml:space="preserve">13. OPUS — HUB  HUB_PROPOSAL</w:t>
       </w:r>
+      <w:r>
+        <w:t xml:space="preserve">  [M1]</w:t>
+      </w:r>
     </w:p>
     <w:tbl>
       <w:tblPr>
@@ -7951,6 +7990,9 @@
       <w:r>
         <w:t xml:space="preserve">14. OPUS — HUB  HUB_QUOTE</w:t>
       </w:r>
+      <w:r>
+        <w:t xml:space="preserve">  [M1]</w:t>
+      </w:r>
     </w:p>
     <w:tbl>
       <w:tblPr>
@@ -8257,6 +8299,9 @@
       <w:r>
         <w:t xml:space="preserve">15. OPUS — HUB  HUB_RISK_OBJECT</w:t>
       </w:r>
+      <w:r>
+        <w:t xml:space="preserve">  [M1]</w:t>
+      </w:r>
     </w:p>
     <w:tbl>
       <w:tblPr>
@@ -8563,6 +8608,9 @@
       <w:r>
         <w:t xml:space="preserve">16. OPUS — SATELLITE  SAT_AUG_COMMON_COMMUNICATION_PREFERENCE</w:t>
       </w:r>
+      <w:r>
+        <w:t xml:space="preserve">  [M1]</w:t>
+      </w:r>
     </w:p>
     <w:tbl>
       <w:tblPr>
@@ -8859,6 +8907,9 @@
       <w:r>
         <w:t xml:space="preserve">17. OPUS — SATELLITE  SAT_AUG_COVERAGE_DEFINITION</w:t>
       </w:r>
+      <w:r>
+        <w:t xml:space="preserve">  [M1]</w:t>
+      </w:r>
     </w:p>
     <w:tbl>
       <w:tblPr>
@@ -9155,6 +9206,9 @@
       <w:r>
         <w:t xml:space="preserve">18. OPUS — SATELLITE  SAT_AUG_COVERAGE_LIMITS</w:t>
       </w:r>
+      <w:r>
+        <w:t xml:space="preserve">  [M1]</w:t>
+      </w:r>
     </w:p>
     <w:tbl>
       <w:tblPr>
@@ -9451,6 +9505,9 @@
       <w:r>
         <w:t xml:space="preserve">19. OPUS — SATELLITE  SAT_AUG_COVERAGE_RATING</w:t>
       </w:r>
+      <w:r>
+        <w:t xml:space="preserve">  [M1]</w:t>
+      </w:r>
     </w:p>
     <w:tbl>
       <w:tblPr>
@@ -9747,6 +9804,9 @@
       <w:r>
         <w:t xml:space="preserve">20. OPUS — SATELLITE  SAT_AUG_FINTXN_PREMIUM</w:t>
       </w:r>
+      <w:r>
+        <w:t xml:space="preserve">  [M1]</w:t>
+      </w:r>
     </w:p>
     <w:tbl>
       <w:tblPr>
@@ -10043,6 +10103,9 @@
       <w:r>
         <w:t xml:space="preserve">21. OPUS — SATELLITE  SAT_AUG_LNK_PARTY_ROLE_CORE</w:t>
       </w:r>
+      <w:r>
+        <w:t xml:space="preserve">  [M2]</w:t>
+      </w:r>
     </w:p>
     <w:tbl>
       <w:tblPr>
@@ -10339,6 +10402,9 @@
       <w:r>
         <w:t xml:space="preserve">22. OPUS — SATELLITE  SAT_AUG_LNK_ROLE_CUSTOMER</w:t>
       </w:r>
+      <w:r>
+        <w:t xml:space="preserve">  [M2]</w:t>
+      </w:r>
     </w:p>
     <w:tbl>
       <w:tblPr>
@@ -10635,6 +10701,9 @@
       <w:r>
         <w:t xml:space="preserve">23. OPUS — SATELLITE  SAT_AUG_PARTY_BANKING</w:t>
       </w:r>
+      <w:r>
+        <w:t xml:space="preserve">  [M2]</w:t>
+      </w:r>
     </w:p>
     <w:tbl>
       <w:tblPr>
@@ -10931,6 +11000,9 @@
       <w:r>
         <w:t xml:space="preserve">24. OPUS — SATELLITE  SAT_AUG_PARTY_EMPLOYMENT</w:t>
       </w:r>
+      <w:r>
+        <w:t xml:space="preserve">  [M2]</w:t>
+      </w:r>
     </w:p>
     <w:tbl>
       <w:tblPr>
@@ -11227,6 +11299,9 @@
       <w:r>
         <w:t xml:space="preserve">25. OPUS — SATELLITE  SAT_AUG_PRODUCT_TERMS</w:t>
       </w:r>
+      <w:r>
+        <w:t xml:space="preserve">  [M2]</w:t>
+      </w:r>
     </w:p>
     <w:tbl>
       <w:tblPr>
@@ -11523,6 +11598,9 @@
       <w:r>
         <w:t xml:space="preserve">26. OPUS — SATELLITE  SAT_AUG_RISK_PERSON_INSURED</w:t>
       </w:r>
+      <w:r>
+        <w:t xml:space="preserve">  [M2]</w:t>
+      </w:r>
     </w:p>
     <w:tbl>
       <w:tblPr>
@@ -11819,6 +11897,9 @@
       <w:r>
         <w:t xml:space="preserve">27. OPUS — SATELLITE  SAT_AUG_RISK_PERSON_TRAVEL</w:t>
       </w:r>
+      <w:r>
+        <w:t xml:space="preserve">  [M2]</w:t>
+      </w:r>
     </w:p>
     <w:tbl>
       <w:tblPr>
@@ -12115,6 +12196,9 @@
       <w:r>
         <w:t xml:space="preserve">28. OPUS — SATELLITE  SAT_COMMON_ADDRESS</w:t>
       </w:r>
+      <w:r>
+        <w:t xml:space="preserve">  [M2]</w:t>
+      </w:r>
     </w:p>
     <w:tbl>
       <w:tblPr>
@@ -12411,6 +12495,9 @@
       <w:r>
         <w:t xml:space="preserve">29. OPUS — SATELLITE  SAT_COMMON_CLASSIFICATION</w:t>
       </w:r>
+      <w:r>
+        <w:t xml:space="preserve">  [M2]</w:t>
+      </w:r>
     </w:p>
     <w:tbl>
       <w:tblPr>
@@ -12707,6 +12794,9 @@
       <w:r>
         <w:t xml:space="preserve">30. OPUS — SATELLITE  SAT_COMMON_CONTACT</w:t>
       </w:r>
+      <w:r>
+        <w:t xml:space="preserve">  [M2]</w:t>
+      </w:r>
     </w:p>
     <w:tbl>
       <w:tblPr>
@@ -13003,6 +13093,9 @@
       <w:r>
         <w:t xml:space="preserve">31. OPUS — SATELLITE  SAT_COVERAGE_CONDITIONS</w:t>
       </w:r>
+      <w:r>
+        <w:t xml:space="preserve">  [M2]</w:t>
+      </w:r>
     </w:p>
     <w:tbl>
       <w:tblPr>
@@ -13299,6 +13392,9 @@
       <w:r>
         <w:t xml:space="preserve">32. OPUS — SATELLITE  SAT_COVERAGE_DEFINITION</w:t>
       </w:r>
+      <w:r>
+        <w:t xml:space="preserve">  [M2]</w:t>
+      </w:r>
     </w:p>
     <w:tbl>
       <w:tblPr>
@@ -13595,6 +13691,9 @@
       <w:r>
         <w:t xml:space="preserve">33. OPUS — SATELLITE  SAT_COVERAGE_LIMITS</w:t>
       </w:r>
+      <w:r>
+        <w:t xml:space="preserve">  [M2]</w:t>
+      </w:r>
     </w:p>
     <w:tbl>
       <w:tblPr>
@@ -13891,6 +13990,9 @@
       <w:r>
         <w:t xml:space="preserve">34. OPUS — SATELLITE  SAT_FINTXN_COMMISSION</w:t>
       </w:r>
+      <w:r>
+        <w:t xml:space="preserve">  [M2]</w:t>
+      </w:r>
     </w:p>
     <w:tbl>
       <w:tblPr>
@@ -14187,6 +14289,9 @@
       <w:r>
         <w:t xml:space="preserve">35. OPUS — SATELLITE  SAT_FINTXN_HEADER</w:t>
       </w:r>
+      <w:r>
+        <w:t xml:space="preserve">  [M2]</w:t>
+      </w:r>
     </w:p>
     <w:tbl>
       <w:tblPr>
@@ -14483,6 +14588,9 @@
       <w:r>
         <w:t xml:space="preserve">36. OPUS — SATELLITE  SAT_FINTXN_PREMIUM</w:t>
       </w:r>
+      <w:r>
+        <w:t xml:space="preserve">  [M2]</w:t>
+      </w:r>
     </w:p>
     <w:tbl>
       <w:tblPr>
@@ -14779,6 +14887,9 @@
       <w:r>
         <w:t xml:space="preserve">37. OPUS — SATELLITE  SAT_FINTXN_TAX</w:t>
       </w:r>
+      <w:r>
+        <w:t xml:space="preserve">  [M2]</w:t>
+      </w:r>
     </w:p>
     <w:tbl>
       <w:tblPr>
@@ -15075,6 +15186,9 @@
       <w:r>
         <w:t xml:space="preserve">38. OPUS — SATELLITE  SAT_FIN_CHARGE_RATE</w:t>
       </w:r>
+      <w:r>
+        <w:t xml:space="preserve">  [M2]</w:t>
+      </w:r>
     </w:p>
     <w:tbl>
       <w:tblPr>
@@ -15371,6 +15485,9 @@
       <w:r>
         <w:t xml:space="preserve">39. OPUS — SATELLITE  SAT_FIN_RECEIPT</w:t>
       </w:r>
+      <w:r>
+        <w:t xml:space="preserve">  [M2]</w:t>
+      </w:r>
     </w:p>
     <w:tbl>
       <w:tblPr>
@@ -15667,6 +15784,9 @@
       <w:r>
         <w:t xml:space="preserve">40. OPUS — SATELLITE  SAT_LNK_ROLE_NOMINEE_BENEFICIARY</w:t>
       </w:r>
+      <w:r>
+        <w:t xml:space="preserve">  [M2]</w:t>
+      </w:r>
     </w:p>
     <w:tbl>
       <w:tblPr>
@@ -15963,6 +16083,9 @@
       <w:r>
         <w:t xml:space="preserve">41. OPUS — SATELLITE  SAT_ORG_UNIT_DEFINITION</w:t>
       </w:r>
+      <w:r>
+        <w:t xml:space="preserve">  [M3]</w:t>
+      </w:r>
     </w:p>
     <w:tbl>
       <w:tblPr>
@@ -16259,6 +16382,9 @@
       <w:r>
         <w:t xml:space="preserve">42. OPUS — SATELLITE  SAT_PARTY_EMPLOYMENT</w:t>
       </w:r>
+      <w:r>
+        <w:t xml:space="preserve">  [M3]</w:t>
+      </w:r>
     </w:p>
     <w:tbl>
       <w:tblPr>
@@ -16555,6 +16681,9 @@
       <w:r>
         <w:t xml:space="preserve">43. OPUS — SATELLITE  SAT_PARTY_HEALTH_PROFILE</w:t>
       </w:r>
+      <w:r>
+        <w:t xml:space="preserve">  [M3]</w:t>
+      </w:r>
     </w:p>
     <w:tbl>
       <w:tblPr>
@@ -16851,6 +16980,9 @@
       <w:r>
         <w:t xml:space="preserve">44. OPUS — SATELLITE  SAT_PARTY_IDENTIFICATION</w:t>
       </w:r>
+      <w:r>
+        <w:t xml:space="preserve">  [M3]</w:t>
+      </w:r>
     </w:p>
     <w:tbl>
       <w:tblPr>
@@ -17147,6 +17279,9 @@
       <w:r>
         <w:t xml:space="preserve">45. OPUS — SATELLITE  SAT_PARTY_IDENTITY</w:t>
       </w:r>
+      <w:r>
+        <w:t xml:space="preserve">  [M3]</w:t>
+      </w:r>
     </w:p>
     <w:tbl>
       <w:tblPr>
@@ -17443,6 +17578,9 @@
       <w:r>
         <w:t xml:space="preserve">46. OPUS — SATELLITE  SAT_PARTY_INDIVIDUAL_DEMOGRAPHICS</w:t>
       </w:r>
+      <w:r>
+        <w:t xml:space="preserve">  [M3]</w:t>
+      </w:r>
     </w:p>
     <w:tbl>
       <w:tblPr>
@@ -17739,6 +17877,9 @@
       <w:r>
         <w:t xml:space="preserve">47. OPUS — SATELLITE  SAT_POLICY_CLASSIFICATION</w:t>
       </w:r>
+      <w:r>
+        <w:t xml:space="preserve">  [M3]</w:t>
+      </w:r>
     </w:p>
     <w:tbl>
       <w:tblPr>
@@ -18035,6 +18176,9 @@
       <w:r>
         <w:t xml:space="preserve">48. OPUS — SATELLITE  SAT_POLICY_HEADER</w:t>
       </w:r>
+      <w:r>
+        <w:t xml:space="preserve">  [M3]</w:t>
+      </w:r>
     </w:p>
     <w:tbl>
       <w:tblPr>
@@ -18331,6 +18475,9 @@
       <w:r>
         <w:t xml:space="preserve">49. OPUS — SATELLITE  SAT_POLICY_TERMS</w:t>
       </w:r>
+      <w:r>
+        <w:t xml:space="preserve">  [M3]</w:t>
+      </w:r>
     </w:p>
     <w:tbl>
       <w:tblPr>
@@ -18627,6 +18774,9 @@
       <w:r>
         <w:t xml:space="preserve">50. OPUS — SATELLITE  SAT_PRODUCT_DEFINITION</w:t>
       </w:r>
+      <w:r>
+        <w:t xml:space="preserve">  [M3]</w:t>
+      </w:r>
     </w:p>
     <w:tbl>
       <w:tblPr>
@@ -18923,6 +19073,9 @@
       <w:r>
         <w:t xml:space="preserve">51. OPUS — SATELLITE  SAT_PRODUCT_RATING_FACTOR</w:t>
       </w:r>
+      <w:r>
+        <w:t xml:space="preserve">  [M3]</w:t>
+      </w:r>
     </w:p>
     <w:tbl>
       <w:tblPr>
@@ -19219,6 +19372,9 @@
       <w:r>
         <w:t xml:space="preserve">52. OPUS — SATELLITE  SAT_PRODUCT_RATING_STRUCTURE</w:t>
       </w:r>
+      <w:r>
+        <w:t xml:space="preserve">  [M3]</w:t>
+      </w:r>
     </w:p>
     <w:tbl>
       <w:tblPr>
@@ -19515,6 +19671,9 @@
       <w:r>
         <w:t xml:space="preserve">53. OPUS — SATELLITE  SAT_PRODUCT_TERMS</w:t>
       </w:r>
+      <w:r>
+        <w:t xml:space="preserve">  [M3]</w:t>
+      </w:r>
     </w:p>
     <w:tbl>
       <w:tblPr>
@@ -19811,6 +19970,9 @@
       <w:r>
         <w:t xml:space="preserve">54. OPUS — SATELLITE  SAT_PROPOSAL_UNDERWRITING</w:t>
       </w:r>
+      <w:r>
+        <w:t xml:space="preserve">  [M3]</w:t>
+      </w:r>
     </w:p>
     <w:tbl>
       <w:tblPr>
@@ -20107,6 +20269,9 @@
       <w:r>
         <w:t xml:space="preserve">55. OPUS — SATELLITE  SAT_QUOTE_HEADER</w:t>
       </w:r>
+      <w:r>
+        <w:t xml:space="preserve">  [M3]</w:t>
+      </w:r>
     </w:p>
     <w:tbl>
       <w:tblPr>
@@ -20403,6 +20568,9 @@
       <w:r>
         <w:t xml:space="preserve">56. OPUS — SATELLITE  SAT_RISK_MOTOR_DRIVER</w:t>
       </w:r>
+      <w:r>
+        <w:t xml:space="preserve">  [M3]</w:t>
+      </w:r>
     </w:p>
     <w:tbl>
       <w:tblPr>
@@ -20699,6 +20867,9 @@
       <w:r>
         <w:t xml:space="preserve">57. OPUS — SATELLITE  SAT_RISK_MOTOR_VEHICLE</w:t>
       </w:r>
+      <w:r>
+        <w:t xml:space="preserve">  [M3]</w:t>
+      </w:r>
     </w:p>
     <w:tbl>
       <w:tblPr>
@@ -20995,6 +21166,9 @@
       <w:r>
         <w:t xml:space="preserve">58. OPUS — SATELLITE  SAT_RISK_OBJECT_CORE</w:t>
       </w:r>
+      <w:r>
+        <w:t xml:space="preserve">  [M3]</w:t>
+      </w:r>
     </w:p>
     <w:tbl>
       <w:tblPr>
@@ -21291,6 +21465,9 @@
       <w:r>
         <w:t xml:space="preserve">59. OPUS — SATELLITE  SAT_RISK_PERSON_INSURED</w:t>
       </w:r>
+      <w:r>
+        <w:t xml:space="preserve">  [M3]</w:t>
+      </w:r>
     </w:p>
     <w:tbl>
       <w:tblPr>
@@ -21586,6 +21763,9 @@
       </w:pPr>
       <w:r>
         <w:t xml:space="preserve">60. OPUS — SATELLITE  SAT_RISK_PERSON_TRAVEL</w:t>
+      </w:r>
+      <w:r>
+        <w:t xml:space="preserve">  [M3]</w:t>
       </w:r>
     </w:p>
     <w:tbl>

--- a/BGIL_DBT/validation/travel/DM-T/DM-T2_OPUS.docx
+++ b/BGIL_DBT/validation/travel/DM-T/DM-T2_OPUS.docx
@@ -221,17 +221,17 @@
               <w:rPr>
                 <w:b/>
               </w:rPr>
-              <w:t xml:space="preserve">Maximus Travel V2 RAW</w:t>
-            </w:r>
-          </w:p>
-        </w:tc>
-        <w:tc>
-          <w:tcPr>
-            <w:tcW w:type="dxa" w:w="5640"/>
-          </w:tcPr>
-          <w:p>
-            <w:r>
-              <w:t xml:space="preserve">RAW.MAXIMUS_TRAVEL_V2</w:t>
+              <w:t xml:space="preserve">Maximus Travel RAW</w:t>
+            </w:r>
+          </w:p>
+        </w:tc>
+        <w:tc>
+          <w:tcPr>
+            <w:tcW w:type="dxa" w:w="5640"/>
+          </w:tcPr>
+          <w:p>
+            <w:r>
+              <w:t xml:space="preserve">RAW.MAXIMUS_TRAVEL</w:t>
             </w:r>
           </w:p>
         </w:tc>
@@ -3985,9 +3985,6 @@
       <w:r>
         <w:t xml:space="preserve">1. OPUS — Hash column types (all tables)</w:t>
       </w:r>
-      <w:r>
-        <w:t xml:space="preserve">  [M1]</w:t>
-      </w:r>
     </w:p>
     <w:tbl>
       <w:tblPr>
@@ -4282,9 +4279,6 @@
       <w:r>
         <w:t xml:space="preserve">2. OPUS — HUB  HUB_AGREEMENT</w:t>
       </w:r>
-      <w:r>
-        <w:t xml:space="preserve">  [M1]</w:t>
-      </w:r>
     </w:p>
     <w:tbl>
       <w:tblPr>
@@ -4591,9 +4585,6 @@
       <w:r>
         <w:t xml:space="preserve">3. OPUS — HUB  HUB_ASSESSMENT</w:t>
       </w:r>
-      <w:r>
-        <w:t xml:space="preserve">  [M1]</w:t>
-      </w:r>
     </w:p>
     <w:tbl>
       <w:tblPr>
@@ -4900,9 +4891,6 @@
       <w:r>
         <w:t xml:space="preserve">4. OPUS — HUB  HUB_COVERAGE</w:t>
       </w:r>
-      <w:r>
-        <w:t xml:space="preserve">  [M1]</w:t>
-      </w:r>
     </w:p>
     <w:tbl>
       <w:tblPr>
@@ -5209,9 +5197,6 @@
       <w:r>
         <w:t xml:space="preserve">5. OPUS — HUB  HUB_DISTRIBUTION_CHANNEL</w:t>
       </w:r>
-      <w:r>
-        <w:t xml:space="preserve">  [M1]</w:t>
-      </w:r>
     </w:p>
     <w:tbl>
       <w:tblPr>
@@ -5518,9 +5503,6 @@
       <w:r>
         <w:t xml:space="preserve">6. OPUS — HUB  HUB_FINANCIAL_ACCOUNT</w:t>
       </w:r>
-      <w:r>
-        <w:t xml:space="preserve">  [M1]</w:t>
-      </w:r>
     </w:p>
     <w:tbl>
       <w:tblPr>
@@ -5827,9 +5809,6 @@
       <w:r>
         <w:t xml:space="preserve">7. OPUS — HUB  HUB_FINANCIAL_TRANSACTION</w:t>
       </w:r>
-      <w:r>
-        <w:t xml:space="preserve">  [M1]</w:t>
-      </w:r>
     </w:p>
     <w:tbl>
       <w:tblPr>
@@ -6136,9 +6115,6 @@
       <w:r>
         <w:t xml:space="preserve">8. OPUS — HUB  HUB_LOCATION</w:t>
       </w:r>
-      <w:r>
-        <w:t xml:space="preserve">  [M1]</w:t>
-      </w:r>
     </w:p>
     <w:tbl>
       <w:tblPr>
@@ -6445,9 +6421,6 @@
       <w:r>
         <w:t xml:space="preserve">9. OPUS — HUB  HUB_ORG_UNIT</w:t>
       </w:r>
-      <w:r>
-        <w:t xml:space="preserve">  [M1]</w:t>
-      </w:r>
     </w:p>
     <w:tbl>
       <w:tblPr>
@@ -6754,9 +6727,6 @@
       <w:r>
         <w:t xml:space="preserve">10. OPUS — HUB  HUB_PARTY</w:t>
       </w:r>
-      <w:r>
-        <w:t xml:space="preserve">  [M1]</w:t>
-      </w:r>
     </w:p>
     <w:tbl>
       <w:tblPr>
@@ -7063,9 +7033,6 @@
       <w:r>
         <w:t xml:space="preserve">11. OPUS — HUB  HUB_POLICY</w:t>
       </w:r>
-      <w:r>
-        <w:t xml:space="preserve">  [M1]</w:t>
-      </w:r>
     </w:p>
     <w:tbl>
       <w:tblPr>
@@ -7372,9 +7339,6 @@
       <w:r>
         <w:t xml:space="preserve">12. OPUS — HUB  HUB_PRODUCT</w:t>
       </w:r>
-      <w:r>
-        <w:t xml:space="preserve">  [M1]</w:t>
-      </w:r>
     </w:p>
     <w:tbl>
       <w:tblPr>
@@ -7681,9 +7645,6 @@
       <w:r>
         <w:t xml:space="preserve">13. OPUS — HUB  HUB_PROPOSAL</w:t>
       </w:r>
-      <w:r>
-        <w:t xml:space="preserve">  [M1]</w:t>
-      </w:r>
     </w:p>
     <w:tbl>
       <w:tblPr>
@@ -7990,9 +7951,6 @@
       <w:r>
         <w:t xml:space="preserve">14. OPUS — HUB  HUB_QUOTE</w:t>
       </w:r>
-      <w:r>
-        <w:t xml:space="preserve">  [M1]</w:t>
-      </w:r>
     </w:p>
     <w:tbl>
       <w:tblPr>
@@ -8299,9 +8257,6 @@
       <w:r>
         <w:t xml:space="preserve">15. OPUS — HUB  HUB_RISK_OBJECT</w:t>
       </w:r>
-      <w:r>
-        <w:t xml:space="preserve">  [M1]</w:t>
-      </w:r>
     </w:p>
     <w:tbl>
       <w:tblPr>
@@ -8608,9 +8563,6 @@
       <w:r>
         <w:t xml:space="preserve">16. OPUS — SATELLITE  SAT_AUG_COMMON_COMMUNICATION_PREFERENCE</w:t>
       </w:r>
-      <w:r>
-        <w:t xml:space="preserve">  [M1]</w:t>
-      </w:r>
     </w:p>
     <w:tbl>
       <w:tblPr>
@@ -8907,9 +8859,6 @@
       <w:r>
         <w:t xml:space="preserve">17. OPUS — SATELLITE  SAT_AUG_COVERAGE_DEFINITION</w:t>
       </w:r>
-      <w:r>
-        <w:t xml:space="preserve">  [M1]</w:t>
-      </w:r>
     </w:p>
     <w:tbl>
       <w:tblPr>
@@ -9206,9 +9155,6 @@
       <w:r>
         <w:t xml:space="preserve">18. OPUS — SATELLITE  SAT_AUG_COVERAGE_LIMITS</w:t>
       </w:r>
-      <w:r>
-        <w:t xml:space="preserve">  [M1]</w:t>
-      </w:r>
     </w:p>
     <w:tbl>
       <w:tblPr>
@@ -9505,9 +9451,6 @@
       <w:r>
         <w:t xml:space="preserve">19. OPUS — SATELLITE  SAT_AUG_COVERAGE_RATING</w:t>
       </w:r>
-      <w:r>
-        <w:t xml:space="preserve">  [M1]</w:t>
-      </w:r>
     </w:p>
     <w:tbl>
       <w:tblPr>
@@ -9804,9 +9747,6 @@
       <w:r>
         <w:t xml:space="preserve">20. OPUS — SATELLITE  SAT_AUG_FINTXN_PREMIUM</w:t>
       </w:r>
-      <w:r>
-        <w:t xml:space="preserve">  [M1]</w:t>
-      </w:r>
     </w:p>
     <w:tbl>
       <w:tblPr>
@@ -10103,9 +10043,6 @@
       <w:r>
         <w:t xml:space="preserve">21. OPUS — SATELLITE  SAT_AUG_LNK_PARTY_ROLE_CORE</w:t>
       </w:r>
-      <w:r>
-        <w:t xml:space="preserve">  [M2]</w:t>
-      </w:r>
     </w:p>
     <w:tbl>
       <w:tblPr>
@@ -10402,9 +10339,6 @@
       <w:r>
         <w:t xml:space="preserve">22. OPUS — SATELLITE  SAT_AUG_LNK_ROLE_CUSTOMER</w:t>
       </w:r>
-      <w:r>
-        <w:t xml:space="preserve">  [M2]</w:t>
-      </w:r>
     </w:p>
     <w:tbl>
       <w:tblPr>
@@ -10701,9 +10635,6 @@
       <w:r>
         <w:t xml:space="preserve">23. OPUS — SATELLITE  SAT_AUG_PARTY_BANKING</w:t>
       </w:r>
-      <w:r>
-        <w:t xml:space="preserve">  [M2]</w:t>
-      </w:r>
     </w:p>
     <w:tbl>
       <w:tblPr>
@@ -11000,9 +10931,6 @@
       <w:r>
         <w:t xml:space="preserve">24. OPUS — SATELLITE  SAT_AUG_PARTY_EMPLOYMENT</w:t>
       </w:r>
-      <w:r>
-        <w:t xml:space="preserve">  [M2]</w:t>
-      </w:r>
     </w:p>
     <w:tbl>
       <w:tblPr>
@@ -11299,9 +11227,6 @@
       <w:r>
         <w:t xml:space="preserve">25. OPUS — SATELLITE  SAT_AUG_PRODUCT_TERMS</w:t>
       </w:r>
-      <w:r>
-        <w:t xml:space="preserve">  [M2]</w:t>
-      </w:r>
     </w:p>
     <w:tbl>
       <w:tblPr>
@@ -11598,9 +11523,6 @@
       <w:r>
         <w:t xml:space="preserve">26. OPUS — SATELLITE  SAT_AUG_RISK_PERSON_INSURED</w:t>
       </w:r>
-      <w:r>
-        <w:t xml:space="preserve">  [M2]</w:t>
-      </w:r>
     </w:p>
     <w:tbl>
       <w:tblPr>
@@ -11897,9 +11819,6 @@
       <w:r>
         <w:t xml:space="preserve">27. OPUS — SATELLITE  SAT_AUG_RISK_PERSON_TRAVEL</w:t>
       </w:r>
-      <w:r>
-        <w:t xml:space="preserve">  [M2]</w:t>
-      </w:r>
     </w:p>
     <w:tbl>
       <w:tblPr>
@@ -12196,9 +12115,6 @@
       <w:r>
         <w:t xml:space="preserve">28. OPUS — SATELLITE  SAT_COMMON_ADDRESS</w:t>
       </w:r>
-      <w:r>
-        <w:t xml:space="preserve">  [M2]</w:t>
-      </w:r>
     </w:p>
     <w:tbl>
       <w:tblPr>
@@ -12495,9 +12411,6 @@
       <w:r>
         <w:t xml:space="preserve">29. OPUS — SATELLITE  SAT_COMMON_CLASSIFICATION</w:t>
       </w:r>
-      <w:r>
-        <w:t xml:space="preserve">  [M2]</w:t>
-      </w:r>
     </w:p>
     <w:tbl>
       <w:tblPr>
@@ -12794,9 +12707,6 @@
       <w:r>
         <w:t xml:space="preserve">30. OPUS — SATELLITE  SAT_COMMON_CONTACT</w:t>
       </w:r>
-      <w:r>
-        <w:t xml:space="preserve">  [M2]</w:t>
-      </w:r>
     </w:p>
     <w:tbl>
       <w:tblPr>
@@ -13093,9 +13003,6 @@
       <w:r>
         <w:t xml:space="preserve">31. OPUS — SATELLITE  SAT_COVERAGE_CONDITIONS</w:t>
       </w:r>
-      <w:r>
-        <w:t xml:space="preserve">  [M2]</w:t>
-      </w:r>
     </w:p>
     <w:tbl>
       <w:tblPr>
@@ -13392,9 +13299,6 @@
       <w:r>
         <w:t xml:space="preserve">32. OPUS — SATELLITE  SAT_COVERAGE_DEFINITION</w:t>
       </w:r>
-      <w:r>
-        <w:t xml:space="preserve">  [M2]</w:t>
-      </w:r>
     </w:p>
     <w:tbl>
       <w:tblPr>
@@ -13691,9 +13595,6 @@
       <w:r>
         <w:t xml:space="preserve">33. OPUS — SATELLITE  SAT_COVERAGE_LIMITS</w:t>
       </w:r>
-      <w:r>
-        <w:t xml:space="preserve">  [M2]</w:t>
-      </w:r>
     </w:p>
     <w:tbl>
       <w:tblPr>
@@ -13990,9 +13891,6 @@
       <w:r>
         <w:t xml:space="preserve">34. OPUS — SATELLITE  SAT_FINTXN_COMMISSION</w:t>
       </w:r>
-      <w:r>
-        <w:t xml:space="preserve">  [M2]</w:t>
-      </w:r>
     </w:p>
     <w:tbl>
       <w:tblPr>
@@ -14289,9 +14187,6 @@
       <w:r>
         <w:t xml:space="preserve">35. OPUS — SATELLITE  SAT_FINTXN_HEADER</w:t>
       </w:r>
-      <w:r>
-        <w:t xml:space="preserve">  [M2]</w:t>
-      </w:r>
     </w:p>
     <w:tbl>
       <w:tblPr>
@@ -14588,9 +14483,6 @@
       <w:r>
         <w:t xml:space="preserve">36. OPUS — SATELLITE  SAT_FINTXN_PREMIUM</w:t>
       </w:r>
-      <w:r>
-        <w:t xml:space="preserve">  [M2]</w:t>
-      </w:r>
     </w:p>
     <w:tbl>
       <w:tblPr>
@@ -14887,9 +14779,6 @@
       <w:r>
         <w:t xml:space="preserve">37. OPUS — SATELLITE  SAT_FINTXN_TAX</w:t>
       </w:r>
-      <w:r>
-        <w:t xml:space="preserve">  [M2]</w:t>
-      </w:r>
     </w:p>
     <w:tbl>
       <w:tblPr>
@@ -15186,9 +15075,6 @@
       <w:r>
         <w:t xml:space="preserve">38. OPUS — SATELLITE  SAT_FIN_CHARGE_RATE</w:t>
       </w:r>
-      <w:r>
-        <w:t xml:space="preserve">  [M2]</w:t>
-      </w:r>
     </w:p>
     <w:tbl>
       <w:tblPr>
@@ -15485,9 +15371,6 @@
       <w:r>
         <w:t xml:space="preserve">39. OPUS — SATELLITE  SAT_FIN_RECEIPT</w:t>
       </w:r>
-      <w:r>
-        <w:t xml:space="preserve">  [M2]</w:t>
-      </w:r>
     </w:p>
     <w:tbl>
       <w:tblPr>
@@ -15784,9 +15667,6 @@
       <w:r>
         <w:t xml:space="preserve">40. OPUS — SATELLITE  SAT_LNK_ROLE_NOMINEE_BENEFICIARY</w:t>
       </w:r>
-      <w:r>
-        <w:t xml:space="preserve">  [M2]</w:t>
-      </w:r>
     </w:p>
     <w:tbl>
       <w:tblPr>
@@ -16083,9 +15963,6 @@
       <w:r>
         <w:t xml:space="preserve">41. OPUS — SATELLITE  SAT_ORG_UNIT_DEFINITION</w:t>
       </w:r>
-      <w:r>
-        <w:t xml:space="preserve">  [M3]</w:t>
-      </w:r>
     </w:p>
     <w:tbl>
       <w:tblPr>
@@ -16382,9 +16259,6 @@
       <w:r>
         <w:t xml:space="preserve">42. OPUS — SATELLITE  SAT_PARTY_EMPLOYMENT</w:t>
       </w:r>
-      <w:r>
-        <w:t xml:space="preserve">  [M3]</w:t>
-      </w:r>
     </w:p>
     <w:tbl>
       <w:tblPr>
@@ -16681,9 +16555,6 @@
       <w:r>
         <w:t xml:space="preserve">43. OPUS — SATELLITE  SAT_PARTY_HEALTH_PROFILE</w:t>
       </w:r>
-      <w:r>
-        <w:t xml:space="preserve">  [M3]</w:t>
-      </w:r>
     </w:p>
     <w:tbl>
       <w:tblPr>
@@ -16980,9 +16851,6 @@
       <w:r>
         <w:t xml:space="preserve">44. OPUS — SATELLITE  SAT_PARTY_IDENTIFICATION</w:t>
       </w:r>
-      <w:r>
-        <w:t xml:space="preserve">  [M3]</w:t>
-      </w:r>
     </w:p>
     <w:tbl>
       <w:tblPr>
@@ -17279,9 +17147,6 @@
       <w:r>
         <w:t xml:space="preserve">45. OPUS — SATELLITE  SAT_PARTY_IDENTITY</w:t>
       </w:r>
-      <w:r>
-        <w:t xml:space="preserve">  [M3]</w:t>
-      </w:r>
     </w:p>
     <w:tbl>
       <w:tblPr>
@@ -17578,9 +17443,6 @@
       <w:r>
         <w:t xml:space="preserve">46. OPUS — SATELLITE  SAT_PARTY_INDIVIDUAL_DEMOGRAPHICS</w:t>
       </w:r>
-      <w:r>
-        <w:t xml:space="preserve">  [M3]</w:t>
-      </w:r>
     </w:p>
     <w:tbl>
       <w:tblPr>
@@ -17877,9 +17739,6 @@
       <w:r>
         <w:t xml:space="preserve">47. OPUS — SATELLITE  SAT_POLICY_CLASSIFICATION</w:t>
       </w:r>
-      <w:r>
-        <w:t xml:space="preserve">  [M3]</w:t>
-      </w:r>
     </w:p>
     <w:tbl>
       <w:tblPr>
@@ -18176,9 +18035,6 @@
       <w:r>
         <w:t xml:space="preserve">48. OPUS — SATELLITE  SAT_POLICY_HEADER</w:t>
       </w:r>
-      <w:r>
-        <w:t xml:space="preserve">  [M3]</w:t>
-      </w:r>
     </w:p>
     <w:tbl>
       <w:tblPr>
@@ -18475,9 +18331,6 @@
       <w:r>
         <w:t xml:space="preserve">49. OPUS — SATELLITE  SAT_POLICY_TERMS</w:t>
       </w:r>
-      <w:r>
-        <w:t xml:space="preserve">  [M3]</w:t>
-      </w:r>
     </w:p>
     <w:tbl>
       <w:tblPr>
@@ -18774,9 +18627,6 @@
       <w:r>
         <w:t xml:space="preserve">50. OPUS — SATELLITE  SAT_PRODUCT_DEFINITION</w:t>
       </w:r>
-      <w:r>
-        <w:t xml:space="preserve">  [M3]</w:t>
-      </w:r>
     </w:p>
     <w:tbl>
       <w:tblPr>
@@ -19073,9 +18923,6 @@
       <w:r>
         <w:t xml:space="preserve">51. OPUS — SATELLITE  SAT_PRODUCT_RATING_FACTOR</w:t>
       </w:r>
-      <w:r>
-        <w:t xml:space="preserve">  [M3]</w:t>
-      </w:r>
     </w:p>
     <w:tbl>
       <w:tblPr>
@@ -19372,9 +19219,6 @@
       <w:r>
         <w:t xml:space="preserve">52. OPUS — SATELLITE  SAT_PRODUCT_RATING_STRUCTURE</w:t>
       </w:r>
-      <w:r>
-        <w:t xml:space="preserve">  [M3]</w:t>
-      </w:r>
     </w:p>
     <w:tbl>
       <w:tblPr>
@@ -19671,9 +19515,6 @@
       <w:r>
         <w:t xml:space="preserve">53. OPUS — SATELLITE  SAT_PRODUCT_TERMS</w:t>
       </w:r>
-      <w:r>
-        <w:t xml:space="preserve">  [M3]</w:t>
-      </w:r>
     </w:p>
     <w:tbl>
       <w:tblPr>
@@ -19970,9 +19811,6 @@
       <w:r>
         <w:t xml:space="preserve">54. OPUS — SATELLITE  SAT_PROPOSAL_UNDERWRITING</w:t>
       </w:r>
-      <w:r>
-        <w:t xml:space="preserve">  [M3]</w:t>
-      </w:r>
     </w:p>
     <w:tbl>
       <w:tblPr>
@@ -20269,9 +20107,6 @@
       <w:r>
         <w:t xml:space="preserve">55. OPUS — SATELLITE  SAT_QUOTE_HEADER</w:t>
       </w:r>
-      <w:r>
-        <w:t xml:space="preserve">  [M3]</w:t>
-      </w:r>
     </w:p>
     <w:tbl>
       <w:tblPr>
@@ -20568,9 +20403,6 @@
       <w:r>
         <w:t xml:space="preserve">56. OPUS — SATELLITE  SAT_RISK_MOTOR_DRIVER</w:t>
       </w:r>
-      <w:r>
-        <w:t xml:space="preserve">  [M3]</w:t>
-      </w:r>
     </w:p>
     <w:tbl>
       <w:tblPr>
@@ -20867,9 +20699,6 @@
       <w:r>
         <w:t xml:space="preserve">57. OPUS — SATELLITE  SAT_RISK_MOTOR_VEHICLE</w:t>
       </w:r>
-      <w:r>
-        <w:t xml:space="preserve">  [M3]</w:t>
-      </w:r>
     </w:p>
     <w:tbl>
       <w:tblPr>
@@ -21166,9 +20995,6 @@
       <w:r>
         <w:t xml:space="preserve">58. OPUS — SATELLITE  SAT_RISK_OBJECT_CORE</w:t>
       </w:r>
-      <w:r>
-        <w:t xml:space="preserve">  [M3]</w:t>
-      </w:r>
     </w:p>
     <w:tbl>
       <w:tblPr>
@@ -21465,9 +21291,6 @@
       <w:r>
         <w:t xml:space="preserve">59. OPUS — SATELLITE  SAT_RISK_PERSON_INSURED</w:t>
       </w:r>
-      <w:r>
-        <w:t xml:space="preserve">  [M3]</w:t>
-      </w:r>
     </w:p>
     <w:tbl>
       <w:tblPr>
@@ -21763,9 +21586,6 @@
       </w:pPr>
       <w:r>
         <w:t xml:space="preserve">60. OPUS — SATELLITE  SAT_RISK_PERSON_TRAVEL</w:t>
-      </w:r>
-      <w:r>
-        <w:t xml:space="preserve">  [M3]</w:t>
       </w:r>
     </w:p>
     <w:tbl>

--- a/BGIL_DBT/validation/travel/DM-T/DM-T2_OPUS.docx
+++ b/BGIL_DBT/validation/travel/DM-T/DM-T2_OPUS.docx
@@ -3985,6 +3985,9 @@
       <w:r>
         <w:t xml:space="preserve">1. OPUS — Hash column types (all tables)</w:t>
       </w:r>
+      <w:r>
+        <w:t xml:space="preserve">  [M1]</w:t>
+      </w:r>
     </w:p>
     <w:tbl>
       <w:tblPr>
@@ -4279,6 +4282,9 @@
       <w:r>
         <w:t xml:space="preserve">2. OPUS — HUB  HUB_AGREEMENT</w:t>
       </w:r>
+      <w:r>
+        <w:t xml:space="preserve">  [M1]</w:t>
+      </w:r>
     </w:p>
     <w:tbl>
       <w:tblPr>
@@ -4504,7 +4510,7 @@
               <w:br/>
               <w:t xml:space="preserve">    select AGREEMENT_HKEY as hkey, count(distinct PARENT_BK) as bks</w:t>
               <w:br/>
-              <w:t xml:space="preserve">      from BAGIC_PREPROD_CURATED_DB.BGIL_DATA_MODEL.HUB_AGREEMENT where RECORD_SOURCE in ('OPUS_BA_TRV_DATA_POLICY_DTLS_MV', 'OPUS_BA_TRV_PLAN_MST_MV', 'OPUS_BJAZ_TRV_DETLS_EXTN', 'OPUS_BJAZ_TRV_LOADER_LOG_TABLE_MV', 'OPUS_BJAZ_TRV_RATE_MASTER_MV') group by AGREEMENT_HKEY having count(distinct PARENT_BK) &gt; 1</w:t>
+              <w:t xml:space="preserve">      from BAGIC_PREPROD_CURATED_DB.BGIL_DATA_MODEL.HUB_AGREEMENT where RECORD_SOURCE in ('OPUS_BA_TRV_DATA_POLICY_DTLS', 'OPUS_BA_TRV_PLAN_MST', 'OPUS_BJAZ_TRV_DETLS_EXTN', 'OPUS_BJAZ_TRV_LOADER_LOG_TABLE', 'OPUS_BJAZ_TRV_RATE_MASTER') group by AGREEMENT_HKEY having count(distinct PARENT_BK) &gt; 1</w:t>
               <w:br/>
               <w:t xml:space="preserve">)</w:t>
               <w:br/>
@@ -4524,7 +4530,7 @@
               <w:br/>
               <w:t xml:space="preserve">  from BAGIC_PREPROD_CURATED_DB.BGIL_DATA_MODEL.HUB_AGREEMENT</w:t>
               <w:br/>
-              <w:t xml:space="preserve"> where RECORD_SOURCE in ('OPUS_BA_TRV_DATA_POLICY_DTLS_MV', 'OPUS_BA_TRV_PLAN_MST_MV', 'OPUS_BJAZ_TRV_DETLS_EXTN', 'OPUS_BJAZ_TRV_LOADER_LOG_TABLE_MV', 'OPUS_BJAZ_TRV_RATE_MASTER_MV');</w:t>
+              <w:t xml:space="preserve"> where RECORD_SOURCE in ('OPUS_BA_TRV_DATA_POLICY_DTLS', 'OPUS_BA_TRV_PLAN_MST', 'OPUS_BJAZ_TRV_DETLS_EXTN', 'OPUS_BJAZ_TRV_LOADER_LOG_TABLE', 'OPUS_BJAZ_TRV_RATE_MASTER');</w:t>
             </w:r>
           </w:p>
         </w:tc>
@@ -4584,6 +4590,9 @@
       </w:pPr>
       <w:r>
         <w:t xml:space="preserve">3. OPUS — HUB  HUB_ASSESSMENT</w:t>
+      </w:r>
+      <w:r>
+        <w:t xml:space="preserve">  [M1]</w:t>
       </w:r>
     </w:p>
     <w:tbl>
@@ -4810,7 +4819,7 @@
               <w:br/>
               <w:t xml:space="preserve">    select ASSESSMENT_HKEY as hkey, count(distinct PARENT_BK) as bks</w:t>
               <w:br/>
-              <w:t xml:space="preserve">      from BAGIC_PREPROD_CURATED_DB.BGIL_DATA_MODEL.HUB_ASSESSMENT where RECORD_SOURCE in ('OPUS_BA_TRV_DATA_POLICY_DTLS_MV', 'OPUS_BJAZ_TRV_LOADER_DATA_MV') group by ASSESSMENT_HKEY having count(distinct PARENT_BK) &gt; 1</w:t>
+              <w:t xml:space="preserve">      from BAGIC_PREPROD_CURATED_DB.BGIL_DATA_MODEL.HUB_ASSESSMENT where RECORD_SOURCE in ('OPUS_BA_TRV_DATA_POLICY_DTLS', 'OPUS_BJAZ_TRV_LOADER_DATA') group by ASSESSMENT_HKEY having count(distinct PARENT_BK) &gt; 1</w:t>
               <w:br/>
               <w:t xml:space="preserve">)</w:t>
               <w:br/>
@@ -4830,7 +4839,7 @@
               <w:br/>
               <w:t xml:space="preserve">  from BAGIC_PREPROD_CURATED_DB.BGIL_DATA_MODEL.HUB_ASSESSMENT</w:t>
               <w:br/>
-              <w:t xml:space="preserve"> where RECORD_SOURCE in ('OPUS_BA_TRV_DATA_POLICY_DTLS_MV', 'OPUS_BJAZ_TRV_LOADER_DATA_MV');</w:t>
+              <w:t xml:space="preserve"> where RECORD_SOURCE in ('OPUS_BA_TRV_DATA_POLICY_DTLS', 'OPUS_BJAZ_TRV_LOADER_DATA');</w:t>
             </w:r>
           </w:p>
         </w:tc>
@@ -4890,6 +4899,9 @@
       </w:pPr>
       <w:r>
         <w:t xml:space="preserve">4. OPUS — HUB  HUB_COVERAGE</w:t>
+      </w:r>
+      <w:r>
+        <w:t xml:space="preserve">  [M1]</w:t>
       </w:r>
     </w:p>
     <w:tbl>
@@ -5116,7 +5128,7 @@
               <w:br/>
               <w:t xml:space="preserve">    select COVERAGE_HKEY as hkey, count(distinct PARENT_BK) as bks</w:t>
               <w:br/>
-              <w:t xml:space="preserve">      from BAGIC_PREPROD_CURATED_DB.BGIL_DATA_MODEL.HUB_COVERAGE where RECORD_SOURCE in ('OPUS_BJAZ_TRV_LOADER_DATA_MV', 'OPUS_BJAZ_TRV_PLAN_MV', 'OPUS_BJAZ_TRV_RIDER_DTLS_MV', 'OPUS_BJAZ_TRV_RIDER_RATE_MAST_MV') group by COVERAGE_HKEY having count(distinct PARENT_BK) &gt; 1</w:t>
+              <w:t xml:space="preserve">      from BAGIC_PREPROD_CURATED_DB.BGIL_DATA_MODEL.HUB_COVERAGE where RECORD_SOURCE in ('OPUS_BJAZ_TRV_LOADER_DATA', 'OPUS_BJAZ_TRV_PLAN', 'OPUS_BJAZ_TRV_RIDER_DTLS', 'OPUS_BJAZ_TRV_RIDER_RATE_MAST') group by COVERAGE_HKEY having count(distinct PARENT_BK) &gt; 1</w:t>
               <w:br/>
               <w:t xml:space="preserve">)</w:t>
               <w:br/>
@@ -5136,7 +5148,7 @@
               <w:br/>
               <w:t xml:space="preserve">  from BAGIC_PREPROD_CURATED_DB.BGIL_DATA_MODEL.HUB_COVERAGE</w:t>
               <w:br/>
-              <w:t xml:space="preserve"> where RECORD_SOURCE in ('OPUS_BJAZ_TRV_LOADER_DATA_MV', 'OPUS_BJAZ_TRV_PLAN_MV', 'OPUS_BJAZ_TRV_RIDER_DTLS_MV', 'OPUS_BJAZ_TRV_RIDER_RATE_MAST_MV');</w:t>
+              <w:t xml:space="preserve"> where RECORD_SOURCE in ('OPUS_BJAZ_TRV_LOADER_DATA', 'OPUS_BJAZ_TRV_PLAN', 'OPUS_BJAZ_TRV_RIDER_DTLS', 'OPUS_BJAZ_TRV_RIDER_RATE_MAST');</w:t>
             </w:r>
           </w:p>
         </w:tc>
@@ -5196,6 +5208,9 @@
       </w:pPr>
       <w:r>
         <w:t xml:space="preserve">5. OPUS — HUB  HUB_DISTRIBUTION_CHANNEL</w:t>
+      </w:r>
+      <w:r>
+        <w:t xml:space="preserve">  [M1]</w:t>
       </w:r>
     </w:p>
     <w:tbl>
@@ -5422,7 +5437,7 @@
               <w:br/>
               <w:t xml:space="preserve">    select DISTRIBUTION_CHANNEL_HKEY as hkey, count(distinct PARENT_BK) as bks</w:t>
               <w:br/>
-              <w:t xml:space="preserve">      from BAGIC_PREPROD_CURATED_DB.BGIL_DATA_MODEL.HUB_DISTRIBUTION_CHANNEL where RECORD_SOURCE in ('OPUS_BA_TRV_DATA_POLICY_DTLS_MV', 'OPUS_BJAZ_TRV_DETLS_EXTN', 'OPUS_BJAZ_TRV_LOADER_DATA_MV', 'OPUS_BJAZ_TRV_LOADER_LOG_TABLE_MV') group by DISTRIBUTION_CHANNEL_HKEY having count(distinct PARENT_BK) &gt; 1</w:t>
+              <w:t xml:space="preserve">      from BAGIC_PREPROD_CURATED_DB.BGIL_DATA_MODEL.HUB_DISTRIBUTION_CHANNEL where RECORD_SOURCE in ('OPUS_BA_TRV_DATA_POLICY_DTLS', 'OPUS_BJAZ_TRV_DETLS_EXTN', 'OPUS_BJAZ_TRV_LOADER_DATA', 'OPUS_BJAZ_TRV_LOADER_LOG_TABLE') group by DISTRIBUTION_CHANNEL_HKEY having count(distinct PARENT_BK) &gt; 1</w:t>
               <w:br/>
               <w:t xml:space="preserve">)</w:t>
               <w:br/>
@@ -5442,7 +5457,7 @@
               <w:br/>
               <w:t xml:space="preserve">  from BAGIC_PREPROD_CURATED_DB.BGIL_DATA_MODEL.HUB_DISTRIBUTION_CHANNEL</w:t>
               <w:br/>
-              <w:t xml:space="preserve"> where RECORD_SOURCE in ('OPUS_BA_TRV_DATA_POLICY_DTLS_MV', 'OPUS_BJAZ_TRV_DETLS_EXTN', 'OPUS_BJAZ_TRV_LOADER_DATA_MV', 'OPUS_BJAZ_TRV_LOADER_LOG_TABLE_MV');</w:t>
+              <w:t xml:space="preserve"> where RECORD_SOURCE in ('OPUS_BA_TRV_DATA_POLICY_DTLS', 'OPUS_BJAZ_TRV_DETLS_EXTN', 'OPUS_BJAZ_TRV_LOADER_DATA', 'OPUS_BJAZ_TRV_LOADER_LOG_TABLE');</w:t>
             </w:r>
           </w:p>
         </w:tc>
@@ -5502,6 +5517,9 @@
       </w:pPr>
       <w:r>
         <w:t xml:space="preserve">6. OPUS — HUB  HUB_FINANCIAL_ACCOUNT</w:t>
+      </w:r>
+      <w:r>
+        <w:t xml:space="preserve">  [M1]</w:t>
       </w:r>
     </w:p>
     <w:tbl>
@@ -5728,7 +5746,7 @@
               <w:br/>
               <w:t xml:space="preserve">    select FINANCIAL_ACCOUNT_HKEY as hkey, count(distinct PARENT_BK) as bks</w:t>
               <w:br/>
-              <w:t xml:space="preserve">      from BAGIC_PREPROD_CURATED_DB.BGIL_DATA_MODEL.HUB_FINANCIAL_ACCOUNT where RECORD_SOURCE in ('OPUS_BJAZ_TRV_LOADER_DATA_MV') group by FINANCIAL_ACCOUNT_HKEY having count(distinct PARENT_BK) &gt; 1</w:t>
+              <w:t xml:space="preserve">      from BAGIC_PREPROD_CURATED_DB.BGIL_DATA_MODEL.HUB_FINANCIAL_ACCOUNT where RECORD_SOURCE in ('OPUS_BJAZ_TRV_LOADER_DATA') group by FINANCIAL_ACCOUNT_HKEY having count(distinct PARENT_BK) &gt; 1</w:t>
               <w:br/>
               <w:t xml:space="preserve">)</w:t>
               <w:br/>
@@ -5748,7 +5766,7 @@
               <w:br/>
               <w:t xml:space="preserve">  from BAGIC_PREPROD_CURATED_DB.BGIL_DATA_MODEL.HUB_FINANCIAL_ACCOUNT</w:t>
               <w:br/>
-              <w:t xml:space="preserve"> where RECORD_SOURCE in ('OPUS_BJAZ_TRV_LOADER_DATA_MV');</w:t>
+              <w:t xml:space="preserve"> where RECORD_SOURCE in ('OPUS_BJAZ_TRV_LOADER_DATA');</w:t>
             </w:r>
           </w:p>
         </w:tc>
@@ -5808,6 +5826,9 @@
       </w:pPr>
       <w:r>
         <w:t xml:space="preserve">7. OPUS — HUB  HUB_FINANCIAL_TRANSACTION</w:t>
+      </w:r>
+      <w:r>
+        <w:t xml:space="preserve">  [M1]</w:t>
       </w:r>
     </w:p>
     <w:tbl>
@@ -6034,7 +6055,7 @@
               <w:br/>
               <w:t xml:space="preserve">    select FINANCIAL_TRANSACTION_HKEY as hkey, count(distinct PARENT_BK) as bks</w:t>
               <w:br/>
-              <w:t xml:space="preserve">      from BAGIC_PREPROD_CURATED_DB.BGIL_DATA_MODEL.HUB_FINANCIAL_TRANSACTION where RECORD_SOURCE in ('OPUS_BA_TRV_DATA_POLICY_DTLS_MV', 'OPUS_BJAZ_TRV_LOADER_DATA_MV', 'OPUS_BJAZ_TRV_LOADER_LOG_TABLE_MV') group by FINANCIAL_TRANSACTION_HKEY having count(distinct PARENT_BK) &gt; 1</w:t>
+              <w:t xml:space="preserve">      from BAGIC_PREPROD_CURATED_DB.BGIL_DATA_MODEL.HUB_FINANCIAL_TRANSACTION where RECORD_SOURCE in ('OPUS_BA_TRV_DATA_POLICY_DTLS', 'OPUS_BJAZ_TRV_LOADER_DATA', 'OPUS_BJAZ_TRV_LOADER_LOG_TABLE') group by FINANCIAL_TRANSACTION_HKEY having count(distinct PARENT_BK) &gt; 1</w:t>
               <w:br/>
               <w:t xml:space="preserve">)</w:t>
               <w:br/>
@@ -6054,7 +6075,7 @@
               <w:br/>
               <w:t xml:space="preserve">  from BAGIC_PREPROD_CURATED_DB.BGIL_DATA_MODEL.HUB_FINANCIAL_TRANSACTION</w:t>
               <w:br/>
-              <w:t xml:space="preserve"> where RECORD_SOURCE in ('OPUS_BA_TRV_DATA_POLICY_DTLS_MV', 'OPUS_BJAZ_TRV_LOADER_DATA_MV', 'OPUS_BJAZ_TRV_LOADER_LOG_TABLE_MV');</w:t>
+              <w:t xml:space="preserve"> where RECORD_SOURCE in ('OPUS_BA_TRV_DATA_POLICY_DTLS', 'OPUS_BJAZ_TRV_LOADER_DATA', 'OPUS_BJAZ_TRV_LOADER_LOG_TABLE');</w:t>
             </w:r>
           </w:p>
         </w:tc>
@@ -6114,6 +6135,9 @@
       </w:pPr>
       <w:r>
         <w:t xml:space="preserve">8. OPUS — HUB  HUB_LOCATION</w:t>
+      </w:r>
+      <w:r>
+        <w:t xml:space="preserve">  [M1]</w:t>
       </w:r>
     </w:p>
     <w:tbl>
@@ -6340,7 +6364,7 @@
               <w:br/>
               <w:t xml:space="preserve">    select LOCATION_HKEY as hkey, count(distinct PARENT_BK) as bks</w:t>
               <w:br/>
-              <w:t xml:space="preserve">      from BAGIC_PREPROD_CURATED_DB.BGIL_DATA_MODEL.HUB_LOCATION where RECORD_SOURCE in ('OPUS_BJAZ_TRV_LOADER_DATA_MV', 'OPUS_BJAZ_TRV_LOADER_LOG_TABLE_MV') group by LOCATION_HKEY having count(distinct PARENT_BK) &gt; 1</w:t>
+              <w:t xml:space="preserve">      from BAGIC_PREPROD_CURATED_DB.BGIL_DATA_MODEL.HUB_LOCATION where RECORD_SOURCE in ('OPUS_BJAZ_TRV_LOADER_DATA', 'OPUS_BJAZ_TRV_LOADER_LOG_TABLE') group by LOCATION_HKEY having count(distinct PARENT_BK) &gt; 1</w:t>
               <w:br/>
               <w:t xml:space="preserve">)</w:t>
               <w:br/>
@@ -6360,7 +6384,7 @@
               <w:br/>
               <w:t xml:space="preserve">  from BAGIC_PREPROD_CURATED_DB.BGIL_DATA_MODEL.HUB_LOCATION</w:t>
               <w:br/>
-              <w:t xml:space="preserve"> where RECORD_SOURCE in ('OPUS_BJAZ_TRV_LOADER_DATA_MV', 'OPUS_BJAZ_TRV_LOADER_LOG_TABLE_MV');</w:t>
+              <w:t xml:space="preserve"> where RECORD_SOURCE in ('OPUS_BJAZ_TRV_LOADER_DATA', 'OPUS_BJAZ_TRV_LOADER_LOG_TABLE');</w:t>
             </w:r>
           </w:p>
         </w:tc>
@@ -6420,6 +6444,9 @@
       </w:pPr>
       <w:r>
         <w:t xml:space="preserve">9. OPUS — HUB  HUB_ORG_UNIT</w:t>
+      </w:r>
+      <w:r>
+        <w:t xml:space="preserve">  [M1]</w:t>
       </w:r>
     </w:p>
     <w:tbl>
@@ -6646,7 +6673,7 @@
               <w:br/>
               <w:t xml:space="preserve">    select ORG_UNIT_HKEY as hkey, count(distinct PARENT_BK) as bks</w:t>
               <w:br/>
-              <w:t xml:space="preserve">      from BAGIC_PREPROD_CURATED_DB.BGIL_DATA_MODEL.HUB_ORG_UNIT where RECORD_SOURCE in ('OPUS_BA_TRV_DATA_POLICY_DTLS_MV', 'OPUS_BJAZ_TRV_LOADER_DATA_MV', 'OPUS_BJAZ_TRV_LOADER_LOG_TABLE_MV') group by ORG_UNIT_HKEY having count(distinct PARENT_BK) &gt; 1</w:t>
+              <w:t xml:space="preserve">      from BAGIC_PREPROD_CURATED_DB.BGIL_DATA_MODEL.HUB_ORG_UNIT where RECORD_SOURCE in ('OPUS_BA_TRV_DATA_POLICY_DTLS', 'OPUS_BJAZ_TRV_LOADER_DATA', 'OPUS_BJAZ_TRV_LOADER_LOG_TABLE') group by ORG_UNIT_HKEY having count(distinct PARENT_BK) &gt; 1</w:t>
               <w:br/>
               <w:t xml:space="preserve">)</w:t>
               <w:br/>
@@ -6666,7 +6693,7 @@
               <w:br/>
               <w:t xml:space="preserve">  from BAGIC_PREPROD_CURATED_DB.BGIL_DATA_MODEL.HUB_ORG_UNIT</w:t>
               <w:br/>
-              <w:t xml:space="preserve"> where RECORD_SOURCE in ('OPUS_BA_TRV_DATA_POLICY_DTLS_MV', 'OPUS_BJAZ_TRV_LOADER_DATA_MV', 'OPUS_BJAZ_TRV_LOADER_LOG_TABLE_MV');</w:t>
+              <w:t xml:space="preserve"> where RECORD_SOURCE in ('OPUS_BA_TRV_DATA_POLICY_DTLS', 'OPUS_BJAZ_TRV_LOADER_DATA', 'OPUS_BJAZ_TRV_LOADER_LOG_TABLE');</w:t>
             </w:r>
           </w:p>
         </w:tc>
@@ -6726,6 +6753,9 @@
       </w:pPr>
       <w:r>
         <w:t xml:space="preserve">10. OPUS — HUB  HUB_PARTY</w:t>
+      </w:r>
+      <w:r>
+        <w:t xml:space="preserve">  [M1]</w:t>
       </w:r>
     </w:p>
     <w:tbl>
@@ -6952,7 +6982,7 @@
               <w:br/>
               <w:t xml:space="preserve">    select PARTY_HKEY as hkey, count(distinct PARENT_BK) as bks</w:t>
               <w:br/>
-              <w:t xml:space="preserve">      from BAGIC_PREPROD_CURATED_DB.BGIL_DATA_MODEL.HUB_PARTY where RECORD_SOURCE in ('OPUS_BA_TRV_DATA_POLICY_DTLS_MV', 'OPUS_BA_TRV_PLAN_MST_MV', 'OPUS_BJAZ_TRV_LOADER_DATA_MV', 'OPUS_BJAZ_TRV_LOADER_LOG_TABLE_MV') group by PARTY_HKEY having count(distinct PARENT_BK) &gt; 1</w:t>
+              <w:t xml:space="preserve">      from BAGIC_PREPROD_CURATED_DB.BGIL_DATA_MODEL.HUB_PARTY where RECORD_SOURCE in ('OPUS_BA_TRV_DATA_POLICY_DTLS', 'OPUS_BA_TRV_PLAN_MST', 'OPUS_BJAZ_TRV_LOADER_DATA', 'OPUS_BJAZ_TRV_LOADER_LOG_TABLE') group by PARTY_HKEY having count(distinct PARENT_BK) &gt; 1</w:t>
               <w:br/>
               <w:t xml:space="preserve">)</w:t>
               <w:br/>
@@ -6972,7 +7002,7 @@
               <w:br/>
               <w:t xml:space="preserve">  from BAGIC_PREPROD_CURATED_DB.BGIL_DATA_MODEL.HUB_PARTY</w:t>
               <w:br/>
-              <w:t xml:space="preserve"> where RECORD_SOURCE in ('OPUS_BA_TRV_DATA_POLICY_DTLS_MV', 'OPUS_BA_TRV_PLAN_MST_MV', 'OPUS_BJAZ_TRV_LOADER_DATA_MV', 'OPUS_BJAZ_TRV_LOADER_LOG_TABLE_MV');</w:t>
+              <w:t xml:space="preserve"> where RECORD_SOURCE in ('OPUS_BA_TRV_DATA_POLICY_DTLS', 'OPUS_BA_TRV_PLAN_MST', 'OPUS_BJAZ_TRV_LOADER_DATA', 'OPUS_BJAZ_TRV_LOADER_LOG_TABLE');</w:t>
             </w:r>
           </w:p>
         </w:tc>
@@ -7032,6 +7062,9 @@
       </w:pPr>
       <w:r>
         <w:t xml:space="preserve">11. OPUS — HUB  HUB_POLICY</w:t>
+      </w:r>
+      <w:r>
+        <w:t xml:space="preserve">  [M1]</w:t>
       </w:r>
     </w:p>
     <w:tbl>
@@ -7258,7 +7291,7 @@
               <w:br/>
               <w:t xml:space="preserve">    select POLICY_HKEY as hkey, count(distinct PARENT_BK) as bks</w:t>
               <w:br/>
-              <w:t xml:space="preserve">      from BAGIC_PREPROD_CURATED_DB.BGIL_DATA_MODEL.HUB_POLICY where RECORD_SOURCE in ('OPUS_BA_TRV_DATA_POLICY_DTLS_MV', 'OPUS_BJAZ_TRV_LOADER_DATA_MV', 'OPUS_BJAZ_TRV_LOADER_LOG_TABLE_MV', 'OPUS_BJAZ_TRV_RIDER_DTLS_MV') group by POLICY_HKEY having count(distinct PARENT_BK) &gt; 1</w:t>
+              <w:t xml:space="preserve">      from BAGIC_PREPROD_CURATED_DB.BGIL_DATA_MODEL.HUB_POLICY where RECORD_SOURCE in ('OPUS_BA_TRV_DATA_POLICY_DTLS', 'OPUS_BJAZ_TRV_LOADER_DATA', 'OPUS_BJAZ_TRV_LOADER_LOG_TABLE', 'OPUS_BJAZ_TRV_RIDER_DTLS') group by POLICY_HKEY having count(distinct PARENT_BK) &gt; 1</w:t>
               <w:br/>
               <w:t xml:space="preserve">)</w:t>
               <w:br/>
@@ -7278,7 +7311,7 @@
               <w:br/>
               <w:t xml:space="preserve">  from BAGIC_PREPROD_CURATED_DB.BGIL_DATA_MODEL.HUB_POLICY</w:t>
               <w:br/>
-              <w:t xml:space="preserve"> where RECORD_SOURCE in ('OPUS_BA_TRV_DATA_POLICY_DTLS_MV', 'OPUS_BJAZ_TRV_LOADER_DATA_MV', 'OPUS_BJAZ_TRV_LOADER_LOG_TABLE_MV', 'OPUS_BJAZ_TRV_RIDER_DTLS_MV');</w:t>
+              <w:t xml:space="preserve"> where RECORD_SOURCE in ('OPUS_BA_TRV_DATA_POLICY_DTLS', 'OPUS_BJAZ_TRV_LOADER_DATA', 'OPUS_BJAZ_TRV_LOADER_LOG_TABLE', 'OPUS_BJAZ_TRV_RIDER_DTLS');</w:t>
             </w:r>
           </w:p>
         </w:tc>
@@ -7338,6 +7371,9 @@
       </w:pPr>
       <w:r>
         <w:t xml:space="preserve">12. OPUS — HUB  HUB_PRODUCT</w:t>
+      </w:r>
+      <w:r>
+        <w:t xml:space="preserve">  [M1]</w:t>
       </w:r>
     </w:p>
     <w:tbl>
@@ -7564,7 +7600,7 @@
               <w:br/>
               <w:t xml:space="preserve">    select PRODUCT_HKEY as hkey, count(distinct PARENT_BK) as bks</w:t>
               <w:br/>
-              <w:t xml:space="preserve">      from BAGIC_PREPROD_CURATED_DB.BGIL_DATA_MODEL.HUB_PRODUCT where RECORD_SOURCE in ('OPUS_BA_TRV_DATA_POLICY_DTLS_MV', 'OPUS_BA_TRV_PLAN_MST_MV', 'OPUS_BJAZ_TRV_DETLS_EXTN', 'OPUS_BJAZ_TRV_LOADER_DATA_MV', 'OPUS_BJAZ_TRV_LOADER_LOG_TABLE_MV', 'OPUS_BJAZ_TRV_PLAN_MV', 'OPUS_BJAZ_TRV_RATE_MASTER_MV') group by PRODUCT_HKEY having count(distinct PARENT_BK) &gt; 1</w:t>
+              <w:t xml:space="preserve">      from BAGIC_PREPROD_CURATED_DB.BGIL_DATA_MODEL.HUB_PRODUCT where RECORD_SOURCE in ('OPUS_BA_TRV_DATA_POLICY_DTLS', 'OPUS_BA_TRV_PLAN_MST', 'OPUS_BJAZ_TRV_DETLS_EXTN', 'OPUS_BJAZ_TRV_LOADER_DATA', 'OPUS_BJAZ_TRV_LOADER_LOG_TABLE', 'OPUS_BJAZ_TRV_PLAN', 'OPUS_BJAZ_TRV_RATE_MASTER') group by PRODUCT_HKEY having count(distinct PARENT_BK) &gt; 1</w:t>
               <w:br/>
               <w:t xml:space="preserve">)</w:t>
               <w:br/>
@@ -7584,7 +7620,7 @@
               <w:br/>
               <w:t xml:space="preserve">  from BAGIC_PREPROD_CURATED_DB.BGIL_DATA_MODEL.HUB_PRODUCT</w:t>
               <w:br/>
-              <w:t xml:space="preserve"> where RECORD_SOURCE in ('OPUS_BA_TRV_DATA_POLICY_DTLS_MV', 'OPUS_BA_TRV_PLAN_MST_MV', 'OPUS_BJAZ_TRV_DETLS_EXTN', 'OPUS_BJAZ_TRV_LOADER_DATA_MV', 'OPUS_BJAZ_TRV_LOADER_LOG_TABLE_MV', 'OPUS_BJAZ_TRV_PLAN_MV', 'OPUS_BJAZ_TRV_RATE_MASTER_MV');</w:t>
+              <w:t xml:space="preserve"> where RECORD_SOURCE in ('OPUS_BA_TRV_DATA_POLICY_DTLS', 'OPUS_BA_TRV_PLAN_MST', 'OPUS_BJAZ_TRV_DETLS_EXTN', 'OPUS_BJAZ_TRV_LOADER_DATA', 'OPUS_BJAZ_TRV_LOADER_LOG_TABLE', 'OPUS_BJAZ_TRV_PLAN', 'OPUS_BJAZ_TRV_RATE_MASTER');</w:t>
             </w:r>
           </w:p>
         </w:tc>
@@ -7644,6 +7680,9 @@
       </w:pPr>
       <w:r>
         <w:t xml:space="preserve">13. OPUS — HUB  HUB_PROPOSAL</w:t>
+      </w:r>
+      <w:r>
+        <w:t xml:space="preserve">  [M1]</w:t>
       </w:r>
     </w:p>
     <w:tbl>
@@ -7870,7 +7909,7 @@
               <w:br/>
               <w:t xml:space="preserve">    select PROPOSAL_HKEY as hkey, count(distinct PARENT_BK) as bks</w:t>
               <w:br/>
-              <w:t xml:space="preserve">      from BAGIC_PREPROD_CURATED_DB.BGIL_DATA_MODEL.HUB_PROPOSAL where RECORD_SOURCE in ('OPUS_BA_TRV_DATA_POLICY_DTLS_MV', 'OPUS_BJAZ_TRV_DETLS_EXTN') group by PROPOSAL_HKEY having count(distinct PARENT_BK) &gt; 1</w:t>
+              <w:t xml:space="preserve">      from BAGIC_PREPROD_CURATED_DB.BGIL_DATA_MODEL.HUB_PROPOSAL where RECORD_SOURCE in ('OPUS_BA_TRV_DATA_POLICY_DTLS', 'OPUS_BJAZ_TRV_DETLS_EXTN') group by PROPOSAL_HKEY having count(distinct PARENT_BK) &gt; 1</w:t>
               <w:br/>
               <w:t xml:space="preserve">)</w:t>
               <w:br/>
@@ -7890,7 +7929,7 @@
               <w:br/>
               <w:t xml:space="preserve">  from BAGIC_PREPROD_CURATED_DB.BGIL_DATA_MODEL.HUB_PROPOSAL</w:t>
               <w:br/>
-              <w:t xml:space="preserve"> where RECORD_SOURCE in ('OPUS_BA_TRV_DATA_POLICY_DTLS_MV', 'OPUS_BJAZ_TRV_DETLS_EXTN');</w:t>
+              <w:t xml:space="preserve"> where RECORD_SOURCE in ('OPUS_BA_TRV_DATA_POLICY_DTLS', 'OPUS_BJAZ_TRV_DETLS_EXTN');</w:t>
             </w:r>
           </w:p>
         </w:tc>
@@ -7950,6 +7989,9 @@
       </w:pPr>
       <w:r>
         <w:t xml:space="preserve">14. OPUS — HUB  HUB_QUOTE</w:t>
+      </w:r>
+      <w:r>
+        <w:t xml:space="preserve">  [M1]</w:t>
       </w:r>
     </w:p>
     <w:tbl>
@@ -8176,7 +8218,7 @@
               <w:br/>
               <w:t xml:space="preserve">    select QUOTE_HKEY as hkey, count(distinct PARENT_BK) as bks</w:t>
               <w:br/>
-              <w:t xml:space="preserve">      from BAGIC_PREPROD_CURATED_DB.BGIL_DATA_MODEL.HUB_QUOTE where RECORD_SOURCE in ('OPUS_BA_TRV_DATA_POLICY_DTLS_MV') group by QUOTE_HKEY having count(distinct PARENT_BK) &gt; 1</w:t>
+              <w:t xml:space="preserve">      from BAGIC_PREPROD_CURATED_DB.BGIL_DATA_MODEL.HUB_QUOTE where RECORD_SOURCE in ('OPUS_BA_TRV_DATA_POLICY_DTLS') group by QUOTE_HKEY having count(distinct PARENT_BK) &gt; 1</w:t>
               <w:br/>
               <w:t xml:space="preserve">)</w:t>
               <w:br/>
@@ -8196,7 +8238,7 @@
               <w:br/>
               <w:t xml:space="preserve">  from BAGIC_PREPROD_CURATED_DB.BGIL_DATA_MODEL.HUB_QUOTE</w:t>
               <w:br/>
-              <w:t xml:space="preserve"> where RECORD_SOURCE in ('OPUS_BA_TRV_DATA_POLICY_DTLS_MV');</w:t>
+              <w:t xml:space="preserve"> where RECORD_SOURCE in ('OPUS_BA_TRV_DATA_POLICY_DTLS');</w:t>
             </w:r>
           </w:p>
         </w:tc>
@@ -8256,6 +8298,9 @@
       </w:pPr>
       <w:r>
         <w:t xml:space="preserve">15. OPUS — HUB  HUB_RISK_OBJECT</w:t>
+      </w:r>
+      <w:r>
+        <w:t xml:space="preserve">  [M1]</w:t>
       </w:r>
     </w:p>
     <w:tbl>
@@ -8482,7 +8527,7 @@
               <w:br/>
               <w:t xml:space="preserve">    select RISK_OBJECT_HKEY as hkey, count(distinct PARENT_BK) as bks</w:t>
               <w:br/>
-              <w:t xml:space="preserve">      from BAGIC_PREPROD_CURATED_DB.BGIL_DATA_MODEL.HUB_RISK_OBJECT where RECORD_SOURCE in ('OPUS_BJAZ_TRV_LOADER_DATA_MV', 'OPUS_BJAZ_TRV_LOADER_LOG_TABLE_MV') group by RISK_OBJECT_HKEY having count(distinct PARENT_BK) &gt; 1</w:t>
+              <w:t xml:space="preserve">      from BAGIC_PREPROD_CURATED_DB.BGIL_DATA_MODEL.HUB_RISK_OBJECT where RECORD_SOURCE in ('OPUS_BJAZ_TRV_LOADER_DATA', 'OPUS_BJAZ_TRV_LOADER_LOG_TABLE') group by RISK_OBJECT_HKEY having count(distinct PARENT_BK) &gt; 1</w:t>
               <w:br/>
               <w:t xml:space="preserve">)</w:t>
               <w:br/>
@@ -8502,7 +8547,7 @@
               <w:br/>
               <w:t xml:space="preserve">  from BAGIC_PREPROD_CURATED_DB.BGIL_DATA_MODEL.HUB_RISK_OBJECT</w:t>
               <w:br/>
-              <w:t xml:space="preserve"> where RECORD_SOURCE in ('OPUS_BJAZ_TRV_LOADER_DATA_MV', 'OPUS_BJAZ_TRV_LOADER_LOG_TABLE_MV');</w:t>
+              <w:t xml:space="preserve"> where RECORD_SOURCE in ('OPUS_BJAZ_TRV_LOADER_DATA', 'OPUS_BJAZ_TRV_LOADER_LOG_TABLE');</w:t>
             </w:r>
           </w:p>
         </w:tc>
@@ -8562,6 +8607,9 @@
       </w:pPr>
       <w:r>
         <w:t xml:space="preserve">16. OPUS — SATELLITE  SAT_AUG_COMMON_COMMUNICATION_PREFERENCE</w:t>
+      </w:r>
+      <w:r>
+        <w:t xml:space="preserve">  [M1]</w:t>
       </w:r>
     </w:p>
     <w:tbl>
@@ -8798,7 +8846,7 @@
               <w:br/>
               <w:t xml:space="preserve">  from BAGIC_PREPROD_CURATED_DB.BGIL_DATA_MODEL.SAT_AUG_COMMON_COMMUNICATION_PREFERENCE</w:t>
               <w:br/>
-              <w:t xml:space="preserve"> where RECORD_SOURCE in ('OPUS_BJAZ_TRV_LOADER_DATA_MV');</w:t>
+              <w:t xml:space="preserve"> where RECORD_SOURCE in ('OPUS_BJAZ_TRV_LOADER_DATA');</w:t>
             </w:r>
           </w:p>
         </w:tc>
@@ -8858,6 +8906,9 @@
       </w:pPr>
       <w:r>
         <w:t xml:space="preserve">17. OPUS — SATELLITE  SAT_AUG_COVERAGE_DEFINITION</w:t>
+      </w:r>
+      <w:r>
+        <w:t xml:space="preserve">  [M1]</w:t>
       </w:r>
     </w:p>
     <w:tbl>
@@ -9094,7 +9145,7 @@
               <w:br/>
               <w:t xml:space="preserve">  from BAGIC_PREPROD_CURATED_DB.BGIL_DATA_MODEL.SAT_AUG_COVERAGE_DEFINITION</w:t>
               <w:br/>
-              <w:t xml:space="preserve"> where RECORD_SOURCE in ('OPUS_BJAZ_TRV_PLAN_MV');</w:t>
+              <w:t xml:space="preserve"> where RECORD_SOURCE in ('OPUS_BJAZ_TRV_PLAN');</w:t>
             </w:r>
           </w:p>
         </w:tc>
@@ -9154,6 +9205,9 @@
       </w:pPr>
       <w:r>
         <w:t xml:space="preserve">18. OPUS — SATELLITE  SAT_AUG_COVERAGE_LIMITS</w:t>
+      </w:r>
+      <w:r>
+        <w:t xml:space="preserve">  [M1]</w:t>
       </w:r>
     </w:p>
     <w:tbl>
@@ -9390,7 +9444,7 @@
               <w:br/>
               <w:t xml:space="preserve">  from BAGIC_PREPROD_CURATED_DB.BGIL_DATA_MODEL.SAT_AUG_COVERAGE_LIMITS</w:t>
               <w:br/>
-              <w:t xml:space="preserve"> where RECORD_SOURCE in ('OPUS_BJAZ_TRV_PLAN_MV');</w:t>
+              <w:t xml:space="preserve"> where RECORD_SOURCE in ('OPUS_BJAZ_TRV_PLAN');</w:t>
             </w:r>
           </w:p>
         </w:tc>
@@ -9450,6 +9504,9 @@
       </w:pPr>
       <w:r>
         <w:t xml:space="preserve">19. OPUS — SATELLITE  SAT_AUG_COVERAGE_RATING</w:t>
+      </w:r>
+      <w:r>
+        <w:t xml:space="preserve">  [M1]</w:t>
       </w:r>
     </w:p>
     <w:tbl>
@@ -9686,7 +9743,7 @@
               <w:br/>
               <w:t xml:space="preserve">  from BAGIC_PREPROD_CURATED_DB.BGIL_DATA_MODEL.SAT_AUG_COVERAGE_RATING</w:t>
               <w:br/>
-              <w:t xml:space="preserve"> where RECORD_SOURCE in ('OPUS_BJAZ_TRV_RIDER_RATE_MAST_MV', 'OPUS_BJAZ_TRV_RIDER_DTLS_MV');</w:t>
+              <w:t xml:space="preserve"> where RECORD_SOURCE in ('OPUS_BJAZ_TRV_RIDER_RATE_MAST', 'OPUS_BJAZ_TRV_RIDER_DTLS');</w:t>
             </w:r>
           </w:p>
         </w:tc>
@@ -9746,6 +9803,9 @@
       </w:pPr>
       <w:r>
         <w:t xml:space="preserve">20. OPUS — SATELLITE  SAT_AUG_FINTXN_PREMIUM</w:t>
+      </w:r>
+      <w:r>
+        <w:t xml:space="preserve">  [M1]</w:t>
       </w:r>
     </w:p>
     <w:tbl>
@@ -9982,7 +10042,7 @@
               <w:br/>
               <w:t xml:space="preserve">  from BAGIC_PREPROD_CURATED_DB.BGIL_DATA_MODEL.SAT_AUG_FINTXN_PREMIUM</w:t>
               <w:br/>
-              <w:t xml:space="preserve"> where RECORD_SOURCE in ('OPUS_BA_TRV_DATA_POLICY_DTLS_MV', 'OPUS_BJAZ_TRV_LOADER_DATA_MV', 'OPUS_BJAZ_TRV_LOADER_LOG_TABLE_MV');</w:t>
+              <w:t xml:space="preserve"> where RECORD_SOURCE in ('OPUS_BA_TRV_DATA_POLICY_DTLS', 'OPUS_BJAZ_TRV_LOADER_DATA', 'OPUS_BJAZ_TRV_LOADER_LOG_TABLE');</w:t>
             </w:r>
           </w:p>
         </w:tc>
@@ -10042,6 +10102,9 @@
       </w:pPr>
       <w:r>
         <w:t xml:space="preserve">21. OPUS — SATELLITE  SAT_AUG_LNK_PARTY_ROLE_CORE</w:t>
+      </w:r>
+      <w:r>
+        <w:t xml:space="preserve">  [M2]</w:t>
       </w:r>
     </w:p>
     <w:tbl>
@@ -10278,7 +10341,7 @@
               <w:br/>
               <w:t xml:space="preserve">  from BAGIC_PREPROD_CURATED_DB.BGIL_DATA_MODEL.SAT_AUG_LNK_PARTY_ROLE_CORE</w:t>
               <w:br/>
-              <w:t xml:space="preserve"> where RECORD_SOURCE in ('OPUS_BJAZ_TRV_LOADER_LOG_TABLE_MV');</w:t>
+              <w:t xml:space="preserve"> where RECORD_SOURCE in ('OPUS_BJAZ_TRV_LOADER_LOG_TABLE');</w:t>
             </w:r>
           </w:p>
         </w:tc>
@@ -10338,6 +10401,9 @@
       </w:pPr>
       <w:r>
         <w:t xml:space="preserve">22. OPUS — SATELLITE  SAT_AUG_LNK_ROLE_CUSTOMER</w:t>
+      </w:r>
+      <w:r>
+        <w:t xml:space="preserve">  [M2]</w:t>
       </w:r>
     </w:p>
     <w:tbl>
@@ -10574,7 +10640,7 @@
               <w:br/>
               <w:t xml:space="preserve">  from BAGIC_PREPROD_CURATED_DB.BGIL_DATA_MODEL.SAT_AUG_LNK_ROLE_CUSTOMER</w:t>
               <w:br/>
-              <w:t xml:space="preserve"> where RECORD_SOURCE in ('OPUS_BA_TRV_DATA_POLICY_DTLS_MV', 'OPUS_BJAZ_TRV_LOADER_DATA_MV');</w:t>
+              <w:t xml:space="preserve"> where RECORD_SOURCE in ('OPUS_BA_TRV_DATA_POLICY_DTLS', 'OPUS_BJAZ_TRV_LOADER_DATA');</w:t>
             </w:r>
           </w:p>
         </w:tc>
@@ -10634,6 +10700,9 @@
       </w:pPr>
       <w:r>
         <w:t xml:space="preserve">23. OPUS — SATELLITE  SAT_AUG_PARTY_BANKING</w:t>
+      </w:r>
+      <w:r>
+        <w:t xml:space="preserve">  [M2]</w:t>
       </w:r>
     </w:p>
     <w:tbl>
@@ -10870,7 +10939,7 @@
               <w:br/>
               <w:t xml:space="preserve">  from BAGIC_PREPROD_CURATED_DB.BGIL_DATA_MODEL.SAT_AUG_PARTY_BANKING</w:t>
               <w:br/>
-              <w:t xml:space="preserve"> where RECORD_SOURCE in ('OPUS_BJAZ_TRV_LOADER_DATA_MV');</w:t>
+              <w:t xml:space="preserve"> where RECORD_SOURCE in ('OPUS_BJAZ_TRV_LOADER_DATA');</w:t>
             </w:r>
           </w:p>
         </w:tc>
@@ -10930,6 +10999,9 @@
       </w:pPr>
       <w:r>
         <w:t xml:space="preserve">24. OPUS — SATELLITE  SAT_AUG_PARTY_EMPLOYMENT</w:t>
+      </w:r>
+      <w:r>
+        <w:t xml:space="preserve">  [M2]</w:t>
       </w:r>
     </w:p>
     <w:tbl>
@@ -11166,7 +11238,7 @@
               <w:br/>
               <w:t xml:space="preserve">  from BAGIC_PREPROD_CURATED_DB.BGIL_DATA_MODEL.SAT_AUG_PARTY_EMPLOYMENT</w:t>
               <w:br/>
-              <w:t xml:space="preserve"> where RECORD_SOURCE in ('OPUS_BA_TRV_DATA_POLICY_DTLS_MV', 'OPUS_BJAZ_TRV_LOADER_LOG_TABLE_MV');</w:t>
+              <w:t xml:space="preserve"> where RECORD_SOURCE in ('OPUS_BA_TRV_DATA_POLICY_DTLS', 'OPUS_BJAZ_TRV_LOADER_LOG_TABLE');</w:t>
             </w:r>
           </w:p>
         </w:tc>
@@ -11226,6 +11298,9 @@
       </w:pPr>
       <w:r>
         <w:t xml:space="preserve">25. OPUS — SATELLITE  SAT_AUG_PRODUCT_TERMS</w:t>
+      </w:r>
+      <w:r>
+        <w:t xml:space="preserve">  [M2]</w:t>
       </w:r>
     </w:p>
     <w:tbl>
@@ -11462,7 +11537,7 @@
               <w:br/>
               <w:t xml:space="preserve">  from BAGIC_PREPROD_CURATED_DB.BGIL_DATA_MODEL.SAT_AUG_PRODUCT_TERMS</w:t>
               <w:br/>
-              <w:t xml:space="preserve"> where RECORD_SOURCE in ('OPUS_BA_TRV_PLAN_MST_MV', 'OPUS_BJAZ_TRV_RATE_MASTER_MV', 'OPUS_BJAZ_TRV_PLAN_MV');</w:t>
+              <w:t xml:space="preserve"> where RECORD_SOURCE in ('OPUS_BA_TRV_PLAN_MST', 'OPUS_BJAZ_TRV_RATE_MASTER', 'OPUS_BJAZ_TRV_PLAN');</w:t>
             </w:r>
           </w:p>
         </w:tc>
@@ -11522,6 +11597,9 @@
       </w:pPr>
       <w:r>
         <w:t xml:space="preserve">26. OPUS — SATELLITE  SAT_AUG_RISK_PERSON_INSURED</w:t>
+      </w:r>
+      <w:r>
+        <w:t xml:space="preserve">  [M2]</w:t>
       </w:r>
     </w:p>
     <w:tbl>
@@ -11758,7 +11836,7 @@
               <w:br/>
               <w:t xml:space="preserve">  from BAGIC_PREPROD_CURATED_DB.BGIL_DATA_MODEL.SAT_AUG_RISK_PERSON_INSURED</w:t>
               <w:br/>
-              <w:t xml:space="preserve"> where RECORD_SOURCE in ('OPUS_BJAZ_TRV_LOADER_DATA_MV');</w:t>
+              <w:t xml:space="preserve"> where RECORD_SOURCE in ('OPUS_BJAZ_TRV_LOADER_DATA');</w:t>
             </w:r>
           </w:p>
         </w:tc>
@@ -11818,6 +11896,9 @@
       </w:pPr>
       <w:r>
         <w:t xml:space="preserve">27. OPUS — SATELLITE  SAT_AUG_RISK_PERSON_TRAVEL</w:t>
+      </w:r>
+      <w:r>
+        <w:t xml:space="preserve">  [M2]</w:t>
       </w:r>
     </w:p>
     <w:tbl>
@@ -12054,7 +12135,7 @@
               <w:br/>
               <w:t xml:space="preserve">  from BAGIC_PREPROD_CURATED_DB.BGIL_DATA_MODEL.SAT_AUG_RISK_PERSON_TRAVEL</w:t>
               <w:br/>
-              <w:t xml:space="preserve"> where RECORD_SOURCE in ('OPUS_BJAZ_TRV_LOADER_DATA_MV');</w:t>
+              <w:t xml:space="preserve"> where RECORD_SOURCE in ('OPUS_BJAZ_TRV_LOADER_DATA');</w:t>
             </w:r>
           </w:p>
         </w:tc>
@@ -12114,6 +12195,9 @@
       </w:pPr>
       <w:r>
         <w:t xml:space="preserve">28. OPUS — SATELLITE  SAT_COMMON_ADDRESS</w:t>
+      </w:r>
+      <w:r>
+        <w:t xml:space="preserve">  [M2]</w:t>
       </w:r>
     </w:p>
     <w:tbl>
@@ -12350,7 +12434,7 @@
               <w:br/>
               <w:t xml:space="preserve">  from BAGIC_PREPROD_CURATED_DB.BGIL_DATA_MODEL.SAT_COMMON_ADDRESS</w:t>
               <w:br/>
-              <w:t xml:space="preserve"> where RECORD_SOURCE in ('OPUS_BJAZ_TRV_LOADER_DATA_MV', 'OPUS_BJAZ_TRV_LOADER_LOG_TABLE_MV');</w:t>
+              <w:t xml:space="preserve"> where RECORD_SOURCE in ('OPUS_BJAZ_TRV_LOADER_DATA', 'OPUS_BJAZ_TRV_LOADER_LOG_TABLE');</w:t>
             </w:r>
           </w:p>
         </w:tc>
@@ -12410,6 +12494,9 @@
       </w:pPr>
       <w:r>
         <w:t xml:space="preserve">29. OPUS — SATELLITE  SAT_COMMON_CLASSIFICATION</w:t>
+      </w:r>
+      <w:r>
+        <w:t xml:space="preserve">  [M2]</w:t>
       </w:r>
     </w:p>
     <w:tbl>
@@ -12646,7 +12733,7 @@
               <w:br/>
               <w:t xml:space="preserve">  from BAGIC_PREPROD_CURATED_DB.BGIL_DATA_MODEL.SAT_COMMON_CLASSIFICATION</w:t>
               <w:br/>
-              <w:t xml:space="preserve"> where RECORD_SOURCE in ('OPUS_BA_TRV_DATA_POLICY_DTLS_MV', 'OPUS_BJAZ_TRV_LOADER_DATA_MV');</w:t>
+              <w:t xml:space="preserve"> where RECORD_SOURCE in ('OPUS_BA_TRV_DATA_POLICY_DTLS', 'OPUS_BJAZ_TRV_LOADER_DATA');</w:t>
             </w:r>
           </w:p>
         </w:tc>
@@ -12706,6 +12793,9 @@
       </w:pPr>
       <w:r>
         <w:t xml:space="preserve">30. OPUS — SATELLITE  SAT_COMMON_CONTACT</w:t>
+      </w:r>
+      <w:r>
+        <w:t xml:space="preserve">  [M2]</w:t>
       </w:r>
     </w:p>
     <w:tbl>
@@ -12942,7 +13032,7 @@
               <w:br/>
               <w:t xml:space="preserve">  from BAGIC_PREPROD_CURATED_DB.BGIL_DATA_MODEL.SAT_COMMON_CONTACT</w:t>
               <w:br/>
-              <w:t xml:space="preserve"> where RECORD_SOURCE in ('OPUS_BJAZ_TRV_LOADER_DATA_MV', 'OPUS_BJAZ_TRV_LOADER_LOG_TABLE_MV');</w:t>
+              <w:t xml:space="preserve"> where RECORD_SOURCE in ('OPUS_BJAZ_TRV_LOADER_DATA', 'OPUS_BJAZ_TRV_LOADER_LOG_TABLE');</w:t>
             </w:r>
           </w:p>
         </w:tc>
@@ -13002,6 +13092,9 @@
       </w:pPr>
       <w:r>
         <w:t xml:space="preserve">31. OPUS — SATELLITE  SAT_COVERAGE_CONDITIONS</w:t>
+      </w:r>
+      <w:r>
+        <w:t xml:space="preserve">  [M2]</w:t>
       </w:r>
     </w:p>
     <w:tbl>
@@ -13238,7 +13331,7 @@
               <w:br/>
               <w:t xml:space="preserve">  from BAGIC_PREPROD_CURATED_DB.BGIL_DATA_MODEL.SAT_COVERAGE_CONDITIONS</w:t>
               <w:br/>
-              <w:t xml:space="preserve"> where RECORD_SOURCE in ('OPUS_BJAZ_TRV_PLAN_MV');</w:t>
+              <w:t xml:space="preserve"> where RECORD_SOURCE in ('OPUS_BJAZ_TRV_PLAN');</w:t>
             </w:r>
           </w:p>
         </w:tc>
@@ -13298,6 +13391,9 @@
       </w:pPr>
       <w:r>
         <w:t xml:space="preserve">32. OPUS — SATELLITE  SAT_COVERAGE_DEFINITION</w:t>
+      </w:r>
+      <w:r>
+        <w:t xml:space="preserve">  [M2]</w:t>
       </w:r>
     </w:p>
     <w:tbl>
@@ -13534,7 +13630,7 @@
               <w:br/>
               <w:t xml:space="preserve">  from BAGIC_PREPROD_CURATED_DB.BGIL_DATA_MODEL.SAT_COVERAGE_DEFINITION</w:t>
               <w:br/>
-              <w:t xml:space="preserve"> where RECORD_SOURCE in ('OPUS_BJAZ_TRV_PLAN_MV', 'OPUS_BJAZ_TRV_RIDER_DTLS_MV', 'OPUS_BJAZ_TRV_LOADER_DATA_MV');</w:t>
+              <w:t xml:space="preserve"> where RECORD_SOURCE in ('OPUS_BJAZ_TRV_PLAN', 'OPUS_BJAZ_TRV_RIDER_DTLS', 'OPUS_BJAZ_TRV_LOADER_DATA');</w:t>
             </w:r>
           </w:p>
         </w:tc>
@@ -13594,6 +13690,9 @@
       </w:pPr>
       <w:r>
         <w:t xml:space="preserve">33. OPUS — SATELLITE  SAT_COVERAGE_LIMITS</w:t>
+      </w:r>
+      <w:r>
+        <w:t xml:space="preserve">  [M2]</w:t>
       </w:r>
     </w:p>
     <w:tbl>
@@ -13830,7 +13929,7 @@
               <w:br/>
               <w:t xml:space="preserve">  from BAGIC_PREPROD_CURATED_DB.BGIL_DATA_MODEL.SAT_COVERAGE_LIMITS</w:t>
               <w:br/>
-              <w:t xml:space="preserve"> where RECORD_SOURCE in ('OPUS_BJAZ_TRV_PLAN_MV', 'OPUS_BJAZ_TRV_RIDER_DTLS_MV', 'OPUS_BJAZ_TRV_RIDER_RATE_MAST_MV');</w:t>
+              <w:t xml:space="preserve"> where RECORD_SOURCE in ('OPUS_BJAZ_TRV_PLAN', 'OPUS_BJAZ_TRV_RIDER_DTLS', 'OPUS_BJAZ_TRV_RIDER_RATE_MAST');</w:t>
             </w:r>
           </w:p>
         </w:tc>
@@ -13890,6 +13989,9 @@
       </w:pPr>
       <w:r>
         <w:t xml:space="preserve">34. OPUS — SATELLITE  SAT_FINTXN_COMMISSION</w:t>
+      </w:r>
+      <w:r>
+        <w:t xml:space="preserve">  [M2]</w:t>
       </w:r>
     </w:p>
     <w:tbl>
@@ -14126,7 +14228,7 @@
               <w:br/>
               <w:t xml:space="preserve">  from BAGIC_PREPROD_CURATED_DB.BGIL_DATA_MODEL.SAT_FINTXN_COMMISSION</w:t>
               <w:br/>
-              <w:t xml:space="preserve"> where RECORD_SOURCE in ('OPUS_BA_TRV_DATA_POLICY_DTLS_MV', 'OPUS_BJAZ_TRV_LOADER_DATA_MV');</w:t>
+              <w:t xml:space="preserve"> where RECORD_SOURCE in ('OPUS_BA_TRV_DATA_POLICY_DTLS', 'OPUS_BJAZ_TRV_LOADER_DATA');</w:t>
             </w:r>
           </w:p>
         </w:tc>
@@ -14186,6 +14288,9 @@
       </w:pPr>
       <w:r>
         <w:t xml:space="preserve">35. OPUS — SATELLITE  SAT_FINTXN_HEADER</w:t>
+      </w:r>
+      <w:r>
+        <w:t xml:space="preserve">  [M2]</w:t>
       </w:r>
     </w:p>
     <w:tbl>
@@ -14422,7 +14527,7 @@
               <w:br/>
               <w:t xml:space="preserve">  from BAGIC_PREPROD_CURATED_DB.BGIL_DATA_MODEL.SAT_FINTXN_HEADER</w:t>
               <w:br/>
-              <w:t xml:space="preserve"> where RECORD_SOURCE in ('OPUS_BJAZ_TRV_LOADER_LOG_TABLE_MV');</w:t>
+              <w:t xml:space="preserve"> where RECORD_SOURCE in ('OPUS_BJAZ_TRV_LOADER_LOG_TABLE');</w:t>
             </w:r>
           </w:p>
         </w:tc>
@@ -14482,6 +14587,9 @@
       </w:pPr>
       <w:r>
         <w:t xml:space="preserve">36. OPUS — SATELLITE  SAT_FINTXN_PREMIUM</w:t>
+      </w:r>
+      <w:r>
+        <w:t xml:space="preserve">  [M2]</w:t>
       </w:r>
     </w:p>
     <w:tbl>
@@ -14718,7 +14826,7 @@
               <w:br/>
               <w:t xml:space="preserve">  from BAGIC_PREPROD_CURATED_DB.BGIL_DATA_MODEL.SAT_FINTXN_PREMIUM</w:t>
               <w:br/>
-              <w:t xml:space="preserve"> where RECORD_SOURCE in ('OPUS_BA_TRV_DATA_POLICY_DTLS_MV', 'OPUS_BJAZ_TRV_LOADER_DATA_MV', 'OPUS_BJAZ_TRV_LOADER_LOG_TABLE_MV');</w:t>
+              <w:t xml:space="preserve"> where RECORD_SOURCE in ('OPUS_BA_TRV_DATA_POLICY_DTLS', 'OPUS_BJAZ_TRV_LOADER_DATA', 'OPUS_BJAZ_TRV_LOADER_LOG_TABLE');</w:t>
             </w:r>
           </w:p>
         </w:tc>
@@ -14778,6 +14886,9 @@
       </w:pPr>
       <w:r>
         <w:t xml:space="preserve">37. OPUS — SATELLITE  SAT_FINTXN_TAX</w:t>
+      </w:r>
+      <w:r>
+        <w:t xml:space="preserve">  [M2]</w:t>
       </w:r>
     </w:p>
     <w:tbl>
@@ -15014,7 +15125,7 @@
               <w:br/>
               <w:t xml:space="preserve">  from BAGIC_PREPROD_CURATED_DB.BGIL_DATA_MODEL.SAT_FINTXN_TAX</w:t>
               <w:br/>
-              <w:t xml:space="preserve"> where RECORD_SOURCE in ('OPUS_BA_TRV_DATA_POLICY_DTLS_MV', 'OPUS_BJAZ_TRV_LOADER_LOG_TABLE_MV');</w:t>
+              <w:t xml:space="preserve"> where RECORD_SOURCE in ('OPUS_BA_TRV_DATA_POLICY_DTLS', 'OPUS_BJAZ_TRV_LOADER_LOG_TABLE');</w:t>
             </w:r>
           </w:p>
         </w:tc>
@@ -15074,6 +15185,9 @@
       </w:pPr>
       <w:r>
         <w:t xml:space="preserve">38. OPUS — SATELLITE  SAT_FIN_CHARGE_RATE</w:t>
+      </w:r>
+      <w:r>
+        <w:t xml:space="preserve">  [M2]</w:t>
       </w:r>
     </w:p>
     <w:tbl>
@@ -15310,7 +15424,7 @@
               <w:br/>
               <w:t xml:space="preserve">  from BAGIC_PREPROD_CURATED_DB.BGIL_DATA_MODEL.SAT_FIN_CHARGE_RATE</w:t>
               <w:br/>
-              <w:t xml:space="preserve"> where RECORD_SOURCE in ('OPUS_BA_TRV_DATA_POLICY_DTLS_MV', 'OPUS_BJAZ_TRV_LOADER_LOG_TABLE_MV');</w:t>
+              <w:t xml:space="preserve"> where RECORD_SOURCE in ('OPUS_BA_TRV_DATA_POLICY_DTLS', 'OPUS_BJAZ_TRV_LOADER_LOG_TABLE');</w:t>
             </w:r>
           </w:p>
         </w:tc>
@@ -15370,6 +15484,9 @@
       </w:pPr>
       <w:r>
         <w:t xml:space="preserve">39. OPUS — SATELLITE  SAT_FIN_RECEIPT</w:t>
+      </w:r>
+      <w:r>
+        <w:t xml:space="preserve">  [M2]</w:t>
       </w:r>
     </w:p>
     <w:tbl>
@@ -15606,7 +15723,7 @@
               <w:br/>
               <w:t xml:space="preserve">  from BAGIC_PREPROD_CURATED_DB.BGIL_DATA_MODEL.SAT_FIN_RECEIPT</w:t>
               <w:br/>
-              <w:t xml:space="preserve"> where RECORD_SOURCE in ('OPUS_BA_TRV_DATA_POLICY_DTLS_MV', 'OPUS_BJAZ_TRV_LOADER_DATA_MV');</w:t>
+              <w:t xml:space="preserve"> where RECORD_SOURCE in ('OPUS_BA_TRV_DATA_POLICY_DTLS', 'OPUS_BJAZ_TRV_LOADER_DATA');</w:t>
             </w:r>
           </w:p>
         </w:tc>
@@ -15666,6 +15783,9 @@
       </w:pPr>
       <w:r>
         <w:t xml:space="preserve">40. OPUS — SATELLITE  SAT_LNK_ROLE_NOMINEE_BENEFICIARY</w:t>
+      </w:r>
+      <w:r>
+        <w:t xml:space="preserve">  [M2]</w:t>
       </w:r>
     </w:p>
     <w:tbl>
@@ -15902,7 +16022,7 @@
               <w:br/>
               <w:t xml:space="preserve">  from BAGIC_PREPROD_CURATED_DB.BGIL_DATA_MODEL.SAT_LNK_ROLE_NOMINEE_BENEFICIARY</w:t>
               <w:br/>
-              <w:t xml:space="preserve"> where RECORD_SOURCE in ('OPUS_BJAZ_TRV_LOADER_DATA_MV', 'OPUS_BJAZ_TRV_LOADER_LOG_TABLE_MV');</w:t>
+              <w:t xml:space="preserve"> where RECORD_SOURCE in ('OPUS_BJAZ_TRV_LOADER_DATA', 'OPUS_BJAZ_TRV_LOADER_LOG_TABLE');</w:t>
             </w:r>
           </w:p>
         </w:tc>
@@ -15962,6 +16082,9 @@
       </w:pPr>
       <w:r>
         <w:t xml:space="preserve">41. OPUS — SATELLITE  SAT_ORG_UNIT_DEFINITION</w:t>
+      </w:r>
+      <w:r>
+        <w:t xml:space="preserve">  [M3]</w:t>
       </w:r>
     </w:p>
     <w:tbl>
@@ -16198,7 +16321,7 @@
               <w:br/>
               <w:t xml:space="preserve">  from BAGIC_PREPROD_CURATED_DB.BGIL_DATA_MODEL.SAT_ORG_UNIT_DEFINITION</w:t>
               <w:br/>
-              <w:t xml:space="preserve"> where RECORD_SOURCE in ('OPUS_BA_TRV_DATA_POLICY_DTLS_MV');</w:t>
+              <w:t xml:space="preserve"> where RECORD_SOURCE in ('OPUS_BA_TRV_DATA_POLICY_DTLS');</w:t>
             </w:r>
           </w:p>
         </w:tc>
@@ -16258,6 +16381,9 @@
       </w:pPr>
       <w:r>
         <w:t xml:space="preserve">42. OPUS — SATELLITE  SAT_PARTY_EMPLOYMENT</w:t>
+      </w:r>
+      <w:r>
+        <w:t xml:space="preserve">  [M3]</w:t>
       </w:r>
     </w:p>
     <w:tbl>
@@ -16494,7 +16620,7 @@
               <w:br/>
               <w:t xml:space="preserve">  from BAGIC_PREPROD_CURATED_DB.BGIL_DATA_MODEL.SAT_PARTY_EMPLOYMENT</w:t>
               <w:br/>
-              <w:t xml:space="preserve"> where RECORD_SOURCE in ('OPUS_BJAZ_TRV_LOADER_DATA_MV', 'OPUS_BJAZ_TRV_LOADER_LOG_TABLE_MV');</w:t>
+              <w:t xml:space="preserve"> where RECORD_SOURCE in ('OPUS_BJAZ_TRV_LOADER_DATA', 'OPUS_BJAZ_TRV_LOADER_LOG_TABLE');</w:t>
             </w:r>
           </w:p>
         </w:tc>
@@ -16554,6 +16680,9 @@
       </w:pPr>
       <w:r>
         <w:t xml:space="preserve">43. OPUS — SATELLITE  SAT_PARTY_HEALTH_PROFILE</w:t>
+      </w:r>
+      <w:r>
+        <w:t xml:space="preserve">  [M3]</w:t>
       </w:r>
     </w:p>
     <w:tbl>
@@ -16790,7 +16919,7 @@
               <w:br/>
               <w:t xml:space="preserve">  from BAGIC_PREPROD_CURATED_DB.BGIL_DATA_MODEL.SAT_PARTY_HEALTH_PROFILE</w:t>
               <w:br/>
-              <w:t xml:space="preserve"> where RECORD_SOURCE in ('OPUS_BA_TRV_DATA_POLICY_DTLS_MV', 'OPUS_BJAZ_TRV_LOADER_DATA_MV');</w:t>
+              <w:t xml:space="preserve"> where RECORD_SOURCE in ('OPUS_BA_TRV_DATA_POLICY_DTLS', 'OPUS_BJAZ_TRV_LOADER_DATA');</w:t>
             </w:r>
           </w:p>
         </w:tc>
@@ -16850,6 +16979,9 @@
       </w:pPr>
       <w:r>
         <w:t xml:space="preserve">44. OPUS — SATELLITE  SAT_PARTY_IDENTIFICATION</w:t>
+      </w:r>
+      <w:r>
+        <w:t xml:space="preserve">  [M3]</w:t>
       </w:r>
     </w:p>
     <w:tbl>
@@ -17086,7 +17218,7 @@
               <w:br/>
               <w:t xml:space="preserve">  from BAGIC_PREPROD_CURATED_DB.BGIL_DATA_MODEL.SAT_PARTY_IDENTIFICATION</w:t>
               <w:br/>
-              <w:t xml:space="preserve"> where RECORD_SOURCE in ('OPUS_BA_TRV_DATA_POLICY_DTLS_MV', 'OPUS_BJAZ_TRV_LOADER_DATA_MV', 'OPUS_BJAZ_TRV_LOADER_LOG_TABLE_MV');</w:t>
+              <w:t xml:space="preserve"> where RECORD_SOURCE in ('OPUS_BA_TRV_DATA_POLICY_DTLS', 'OPUS_BJAZ_TRV_LOADER_DATA', 'OPUS_BJAZ_TRV_LOADER_LOG_TABLE');</w:t>
             </w:r>
           </w:p>
         </w:tc>
@@ -17146,6 +17278,9 @@
       </w:pPr>
       <w:r>
         <w:t xml:space="preserve">45. OPUS — SATELLITE  SAT_PARTY_IDENTITY</w:t>
+      </w:r>
+      <w:r>
+        <w:t xml:space="preserve">  [M3]</w:t>
       </w:r>
     </w:p>
     <w:tbl>
@@ -17382,7 +17517,7 @@
               <w:br/>
               <w:t xml:space="preserve">  from BAGIC_PREPROD_CURATED_DB.BGIL_DATA_MODEL.SAT_PARTY_IDENTITY</w:t>
               <w:br/>
-              <w:t xml:space="preserve"> where RECORD_SOURCE in ('OPUS_BA_TRV_DATA_POLICY_DTLS_MV', 'OPUS_BJAZ_TRV_LOADER_DATA_MV', 'OPUS_BJAZ_TRV_LOADER_LOG_TABLE_MV');</w:t>
+              <w:t xml:space="preserve"> where RECORD_SOURCE in ('OPUS_BA_TRV_DATA_POLICY_DTLS', 'OPUS_BJAZ_TRV_LOADER_DATA', 'OPUS_BJAZ_TRV_LOADER_LOG_TABLE');</w:t>
             </w:r>
           </w:p>
         </w:tc>
@@ -17442,6 +17577,9 @@
       </w:pPr>
       <w:r>
         <w:t xml:space="preserve">46. OPUS — SATELLITE  SAT_PARTY_INDIVIDUAL_DEMOGRAPHICS</w:t>
+      </w:r>
+      <w:r>
+        <w:t xml:space="preserve">  [M3]</w:t>
       </w:r>
     </w:p>
     <w:tbl>
@@ -17678,7 +17816,7 @@
               <w:br/>
               <w:t xml:space="preserve">  from BAGIC_PREPROD_CURATED_DB.BGIL_DATA_MODEL.SAT_PARTY_INDIVIDUAL_DEMOGRAPHICS</w:t>
               <w:br/>
-              <w:t xml:space="preserve"> where RECORD_SOURCE in ('OPUS_BJAZ_TRV_LOADER_DATA_MV', 'OPUS_BJAZ_TRV_LOADER_LOG_TABLE_MV');</w:t>
+              <w:t xml:space="preserve"> where RECORD_SOURCE in ('OPUS_BJAZ_TRV_LOADER_DATA', 'OPUS_BJAZ_TRV_LOADER_LOG_TABLE');</w:t>
             </w:r>
           </w:p>
         </w:tc>
@@ -17738,6 +17876,9 @@
       </w:pPr>
       <w:r>
         <w:t xml:space="preserve">47. OPUS — SATELLITE  SAT_POLICY_CLASSIFICATION</w:t>
+      </w:r>
+      <w:r>
+        <w:t xml:space="preserve">  [M3]</w:t>
       </w:r>
     </w:p>
     <w:tbl>
@@ -17974,7 +18115,7 @@
               <w:br/>
               <w:t xml:space="preserve">  from BAGIC_PREPROD_CURATED_DB.BGIL_DATA_MODEL.SAT_POLICY_CLASSIFICATION</w:t>
               <w:br/>
-              <w:t xml:space="preserve"> where RECORD_SOURCE in ('OPUS_BA_TRV_DATA_POLICY_DTLS_MV', 'OPUS_BJAZ_TRV_LOADER_DATA_MV', 'OPUS_BJAZ_TRV_LOADER_LOG_TABLE_MV');</w:t>
+              <w:t xml:space="preserve"> where RECORD_SOURCE in ('OPUS_BA_TRV_DATA_POLICY_DTLS', 'OPUS_BJAZ_TRV_LOADER_DATA', 'OPUS_BJAZ_TRV_LOADER_LOG_TABLE');</w:t>
             </w:r>
           </w:p>
         </w:tc>
@@ -18034,6 +18175,9 @@
       </w:pPr>
       <w:r>
         <w:t xml:space="preserve">48. OPUS — SATELLITE  SAT_POLICY_HEADER</w:t>
+      </w:r>
+      <w:r>
+        <w:t xml:space="preserve">  [M3]</w:t>
       </w:r>
     </w:p>
     <w:tbl>
@@ -18270,7 +18414,7 @@
               <w:br/>
               <w:t xml:space="preserve">  from BAGIC_PREPROD_CURATED_DB.BGIL_DATA_MODEL.SAT_POLICY_HEADER</w:t>
               <w:br/>
-              <w:t xml:space="preserve"> where RECORD_SOURCE in ('OPUS_BA_TRV_DATA_POLICY_DTLS_MV', 'OPUS_BJAZ_TRV_LOADER_DATA_MV', 'OPUS_BJAZ_TRV_LOADER_LOG_TABLE_MV', 'OPUS_BJAZ_TRV_RIDER_DTLS_MV');</w:t>
+              <w:t xml:space="preserve"> where RECORD_SOURCE in ('OPUS_BA_TRV_DATA_POLICY_DTLS', 'OPUS_BJAZ_TRV_LOADER_DATA', 'OPUS_BJAZ_TRV_LOADER_LOG_TABLE', 'OPUS_BJAZ_TRV_RIDER_DTLS');</w:t>
             </w:r>
           </w:p>
         </w:tc>
@@ -18330,6 +18474,9 @@
       </w:pPr>
       <w:r>
         <w:t xml:space="preserve">49. OPUS — SATELLITE  SAT_POLICY_TERMS</w:t>
+      </w:r>
+      <w:r>
+        <w:t xml:space="preserve">  [M3]</w:t>
       </w:r>
     </w:p>
     <w:tbl>
@@ -18566,7 +18713,7 @@
               <w:br/>
               <w:t xml:space="preserve">  from BAGIC_PREPROD_CURATED_DB.BGIL_DATA_MODEL.SAT_POLICY_TERMS</w:t>
               <w:br/>
-              <w:t xml:space="preserve"> where RECORD_SOURCE in ('OPUS_BA_TRV_DATA_POLICY_DTLS_MV', 'OPUS_BJAZ_TRV_LOADER_LOG_TABLE_MV');</w:t>
+              <w:t xml:space="preserve"> where RECORD_SOURCE in ('OPUS_BA_TRV_DATA_POLICY_DTLS', 'OPUS_BJAZ_TRV_LOADER_LOG_TABLE');</w:t>
             </w:r>
           </w:p>
         </w:tc>
@@ -18626,6 +18773,9 @@
       </w:pPr>
       <w:r>
         <w:t xml:space="preserve">50. OPUS — SATELLITE  SAT_PRODUCT_DEFINITION</w:t>
+      </w:r>
+      <w:r>
+        <w:t xml:space="preserve">  [M3]</w:t>
       </w:r>
     </w:p>
     <w:tbl>
@@ -18862,7 +19012,7 @@
               <w:br/>
               <w:t xml:space="preserve">  from BAGIC_PREPROD_CURATED_DB.BGIL_DATA_MODEL.SAT_PRODUCT_DEFINITION</w:t>
               <w:br/>
-              <w:t xml:space="preserve"> where RECORD_SOURCE in ('OPUS_BA_TRV_DATA_POLICY_DTLS_MV', 'OPUS_BA_TRV_PLAN_MST_MV', 'OPUS_BJAZ_TRV_LOADER_DATA_MV');</w:t>
+              <w:t xml:space="preserve"> where RECORD_SOURCE in ('OPUS_BA_TRV_DATA_POLICY_DTLS', 'OPUS_BA_TRV_PLAN_MST', 'OPUS_BJAZ_TRV_LOADER_DATA');</w:t>
             </w:r>
           </w:p>
         </w:tc>
@@ -18922,6 +19072,9 @@
       </w:pPr>
       <w:r>
         <w:t xml:space="preserve">51. OPUS — SATELLITE  SAT_PRODUCT_RATING_FACTOR</w:t>
+      </w:r>
+      <w:r>
+        <w:t xml:space="preserve">  [M3]</w:t>
       </w:r>
     </w:p>
     <w:tbl>
@@ -19158,7 +19311,7 @@
               <w:br/>
               <w:t xml:space="preserve">  from BAGIC_PREPROD_CURATED_DB.BGIL_DATA_MODEL.SAT_PRODUCT_RATING_FACTOR</w:t>
               <w:br/>
-              <w:t xml:space="preserve"> where RECORD_SOURCE in ('OPUS_BJAZ_TRV_RATE_MASTER_MV');</w:t>
+              <w:t xml:space="preserve"> where RECORD_SOURCE in ('OPUS_BJAZ_TRV_RATE_MASTER');</w:t>
             </w:r>
           </w:p>
         </w:tc>
@@ -19218,6 +19371,9 @@
       </w:pPr>
       <w:r>
         <w:t xml:space="preserve">52. OPUS — SATELLITE  SAT_PRODUCT_RATING_STRUCTURE</w:t>
+      </w:r>
+      <w:r>
+        <w:t xml:space="preserve">  [M3]</w:t>
       </w:r>
     </w:p>
     <w:tbl>
@@ -19454,7 +19610,7 @@
               <w:br/>
               <w:t xml:space="preserve">  from BAGIC_PREPROD_CURATED_DB.BGIL_DATA_MODEL.SAT_PRODUCT_RATING_STRUCTURE</w:t>
               <w:br/>
-              <w:t xml:space="preserve"> where RECORD_SOURCE in ('OPUS_BJAZ_TRV_RATE_MASTER_MV');</w:t>
+              <w:t xml:space="preserve"> where RECORD_SOURCE in ('OPUS_BJAZ_TRV_RATE_MASTER');</w:t>
             </w:r>
           </w:p>
         </w:tc>
@@ -19514,6 +19670,9 @@
       </w:pPr>
       <w:r>
         <w:t xml:space="preserve">53. OPUS — SATELLITE  SAT_PRODUCT_TERMS</w:t>
+      </w:r>
+      <w:r>
+        <w:t xml:space="preserve">  [M3]</w:t>
       </w:r>
     </w:p>
     <w:tbl>
@@ -19750,7 +19909,7 @@
               <w:br/>
               <w:t xml:space="preserve">  from BAGIC_PREPROD_CURATED_DB.BGIL_DATA_MODEL.SAT_PRODUCT_TERMS</w:t>
               <w:br/>
-              <w:t xml:space="preserve"> where RECORD_SOURCE in ('OPUS_BA_TRV_PLAN_MST_MV', 'OPUS_BJAZ_TRV_PLAN_MV');</w:t>
+              <w:t xml:space="preserve"> where RECORD_SOURCE in ('OPUS_BA_TRV_PLAN_MST', 'OPUS_BJAZ_TRV_PLAN');</w:t>
             </w:r>
           </w:p>
         </w:tc>
@@ -19810,6 +19969,9 @@
       </w:pPr>
       <w:r>
         <w:t xml:space="preserve">54. OPUS — SATELLITE  SAT_PROPOSAL_UNDERWRITING</w:t>
+      </w:r>
+      <w:r>
+        <w:t xml:space="preserve">  [M3]</w:t>
       </w:r>
     </w:p>
     <w:tbl>
@@ -20046,7 +20208,7 @@
               <w:br/>
               <w:t xml:space="preserve">  from BAGIC_PREPROD_CURATED_DB.BGIL_DATA_MODEL.SAT_PROPOSAL_UNDERWRITING</w:t>
               <w:br/>
-              <w:t xml:space="preserve"> where RECORD_SOURCE in ('OPUS_BA_TRV_DATA_POLICY_DTLS_MV');</w:t>
+              <w:t xml:space="preserve"> where RECORD_SOURCE in ('OPUS_BA_TRV_DATA_POLICY_DTLS');</w:t>
             </w:r>
           </w:p>
         </w:tc>
@@ -20106,6 +20268,9 @@
       </w:pPr>
       <w:r>
         <w:t xml:space="preserve">55. OPUS — SATELLITE  SAT_QUOTE_HEADER</w:t>
+      </w:r>
+      <w:r>
+        <w:t xml:space="preserve">  [M3]</w:t>
       </w:r>
     </w:p>
     <w:tbl>
@@ -20342,7 +20507,7 @@
               <w:br/>
               <w:t xml:space="preserve">  from BAGIC_PREPROD_CURATED_DB.BGIL_DATA_MODEL.SAT_QUOTE_HEADER</w:t>
               <w:br/>
-              <w:t xml:space="preserve"> where RECORD_SOURCE in ('OPUS_BA_TRV_DATA_POLICY_DTLS_MV');</w:t>
+              <w:t xml:space="preserve"> where RECORD_SOURCE in ('OPUS_BA_TRV_DATA_POLICY_DTLS');</w:t>
             </w:r>
           </w:p>
         </w:tc>
@@ -20402,6 +20567,9 @@
       </w:pPr>
       <w:r>
         <w:t xml:space="preserve">56. OPUS — SATELLITE  SAT_RISK_MOTOR_DRIVER</w:t>
+      </w:r>
+      <w:r>
+        <w:t xml:space="preserve">  [M3]</w:t>
       </w:r>
     </w:p>
     <w:tbl>
@@ -20638,7 +20806,7 @@
               <w:br/>
               <w:t xml:space="preserve">  from BAGIC_PREPROD_CURATED_DB.BGIL_DATA_MODEL.SAT_RISK_MOTOR_DRIVER</w:t>
               <w:br/>
-              <w:t xml:space="preserve"> where RECORD_SOURCE in ('OPUS_BJAZ_TRV_LOADER_LOG_TABLE_MV');</w:t>
+              <w:t xml:space="preserve"> where RECORD_SOURCE in ('OPUS_BJAZ_TRV_LOADER_LOG_TABLE');</w:t>
             </w:r>
           </w:p>
         </w:tc>
@@ -20698,6 +20866,9 @@
       </w:pPr>
       <w:r>
         <w:t xml:space="preserve">57. OPUS — SATELLITE  SAT_RISK_MOTOR_VEHICLE</w:t>
+      </w:r>
+      <w:r>
+        <w:t xml:space="preserve">  [M3]</w:t>
       </w:r>
     </w:p>
     <w:tbl>
@@ -20934,7 +21105,7 @@
               <w:br/>
               <w:t xml:space="preserve">  from BAGIC_PREPROD_CURATED_DB.BGIL_DATA_MODEL.SAT_RISK_MOTOR_VEHICLE</w:t>
               <w:br/>
-              <w:t xml:space="preserve"> where RECORD_SOURCE in ('OPUS_BJAZ_TRV_LOADER_LOG_TABLE_MV');</w:t>
+              <w:t xml:space="preserve"> where RECORD_SOURCE in ('OPUS_BJAZ_TRV_LOADER_LOG_TABLE');</w:t>
             </w:r>
           </w:p>
         </w:tc>
@@ -20994,6 +21165,9 @@
       </w:pPr>
       <w:r>
         <w:t xml:space="preserve">58. OPUS — SATELLITE  SAT_RISK_OBJECT_CORE</w:t>
+      </w:r>
+      <w:r>
+        <w:t xml:space="preserve">  [M3]</w:t>
       </w:r>
     </w:p>
     <w:tbl>
@@ -21230,7 +21404,7 @@
               <w:br/>
               <w:t xml:space="preserve">  from BAGIC_PREPROD_CURATED_DB.BGIL_DATA_MODEL.SAT_RISK_OBJECT_CORE</w:t>
               <w:br/>
-              <w:t xml:space="preserve"> where RECORD_SOURCE in ('OPUS_BJAZ_TRV_LOADER_LOG_TABLE_MV');</w:t>
+              <w:t xml:space="preserve"> where RECORD_SOURCE in ('OPUS_BJAZ_TRV_LOADER_LOG_TABLE');</w:t>
             </w:r>
           </w:p>
         </w:tc>
@@ -21290,6 +21464,9 @@
       </w:pPr>
       <w:r>
         <w:t xml:space="preserve">59. OPUS — SATELLITE  SAT_RISK_PERSON_INSURED</w:t>
+      </w:r>
+      <w:r>
+        <w:t xml:space="preserve">  [M3]</w:t>
       </w:r>
     </w:p>
     <w:tbl>
@@ -21526,7 +21703,7 @@
               <w:br/>
               <w:t xml:space="preserve">  from BAGIC_PREPROD_CURATED_DB.BGIL_DATA_MODEL.SAT_RISK_PERSON_INSURED</w:t>
               <w:br/>
-              <w:t xml:space="preserve"> where RECORD_SOURCE in ('OPUS_BJAZ_TRV_LOADER_DATA_MV');</w:t>
+              <w:t xml:space="preserve"> where RECORD_SOURCE in ('OPUS_BJAZ_TRV_LOADER_DATA');</w:t>
             </w:r>
           </w:p>
         </w:tc>
@@ -21586,6 +21763,9 @@
       </w:pPr>
       <w:r>
         <w:t xml:space="preserve">60. OPUS — SATELLITE  SAT_RISK_PERSON_TRAVEL</w:t>
+      </w:r>
+      <w:r>
+        <w:t xml:space="preserve">  [M3]</w:t>
       </w:r>
     </w:p>
     <w:tbl>
@@ -21822,7 +22002,7 @@
               <w:br/>
               <w:t xml:space="preserve">  from BAGIC_PREPROD_CURATED_DB.BGIL_DATA_MODEL.SAT_RISK_PERSON_TRAVEL</w:t>
               <w:br/>
-              <w:t xml:space="preserve"> where RECORD_SOURCE in ('OPUS_BJAZ_TRV_LOADER_DATA_MV', 'OPUS_BJAZ_TRV_LOADER_LOG_TABLE_MV');</w:t>
+              <w:t xml:space="preserve"> where RECORD_SOURCE in ('OPUS_BJAZ_TRV_LOADER_DATA', 'OPUS_BJAZ_TRV_LOADER_LOG_TABLE');</w:t>
             </w:r>
           </w:p>
         </w:tc>

--- a/BGIL_DBT/validation/travel/DM-T/DM-T2_OPUS.docx
+++ b/BGIL_DBT/validation/travel/DM-T/DM-T2_OPUS.docx
@@ -3985,9 +3985,6 @@
       <w:r>
         <w:t xml:space="preserve">1. OPUS — Hash column types (all tables)</w:t>
       </w:r>
-      <w:r>
-        <w:t xml:space="preserve">  [M1]</w:t>
-      </w:r>
     </w:p>
     <w:tbl>
       <w:tblPr>
@@ -4282,9 +4279,6 @@
       <w:r>
         <w:t xml:space="preserve">2. OPUS — HUB  HUB_AGREEMENT</w:t>
       </w:r>
-      <w:r>
-        <w:t xml:space="preserve">  [M1]</w:t>
-      </w:r>
     </w:p>
     <w:tbl>
       <w:tblPr>
@@ -4591,9 +4585,6 @@
       <w:r>
         <w:t xml:space="preserve">3. OPUS — HUB  HUB_ASSESSMENT</w:t>
       </w:r>
-      <w:r>
-        <w:t xml:space="preserve">  [M1]</w:t>
-      </w:r>
     </w:p>
     <w:tbl>
       <w:tblPr>
@@ -4900,9 +4891,6 @@
       <w:r>
         <w:t xml:space="preserve">4. OPUS — HUB  HUB_COVERAGE</w:t>
       </w:r>
-      <w:r>
-        <w:t xml:space="preserve">  [M1]</w:t>
-      </w:r>
     </w:p>
     <w:tbl>
       <w:tblPr>
@@ -5209,9 +5197,6 @@
       <w:r>
         <w:t xml:space="preserve">5. OPUS — HUB  HUB_DISTRIBUTION_CHANNEL</w:t>
       </w:r>
-      <w:r>
-        <w:t xml:space="preserve">  [M1]</w:t>
-      </w:r>
     </w:p>
     <w:tbl>
       <w:tblPr>
@@ -5518,9 +5503,6 @@
       <w:r>
         <w:t xml:space="preserve">6. OPUS — HUB  HUB_FINANCIAL_ACCOUNT</w:t>
       </w:r>
-      <w:r>
-        <w:t xml:space="preserve">  [M1]</w:t>
-      </w:r>
     </w:p>
     <w:tbl>
       <w:tblPr>
@@ -5827,9 +5809,6 @@
       <w:r>
         <w:t xml:space="preserve">7. OPUS — HUB  HUB_FINANCIAL_TRANSACTION</w:t>
       </w:r>
-      <w:r>
-        <w:t xml:space="preserve">  [M1]</w:t>
-      </w:r>
     </w:p>
     <w:tbl>
       <w:tblPr>
@@ -6136,9 +6115,6 @@
       <w:r>
         <w:t xml:space="preserve">8. OPUS — HUB  HUB_LOCATION</w:t>
       </w:r>
-      <w:r>
-        <w:t xml:space="preserve">  [M1]</w:t>
-      </w:r>
     </w:p>
     <w:tbl>
       <w:tblPr>
@@ -6445,9 +6421,6 @@
       <w:r>
         <w:t xml:space="preserve">9. OPUS — HUB  HUB_ORG_UNIT</w:t>
       </w:r>
-      <w:r>
-        <w:t xml:space="preserve">  [M1]</w:t>
-      </w:r>
     </w:p>
     <w:tbl>
       <w:tblPr>
@@ -6754,9 +6727,6 @@
       <w:r>
         <w:t xml:space="preserve">10. OPUS — HUB  HUB_PARTY</w:t>
       </w:r>
-      <w:r>
-        <w:t xml:space="preserve">  [M1]</w:t>
-      </w:r>
     </w:p>
     <w:tbl>
       <w:tblPr>
@@ -7063,9 +7033,6 @@
       <w:r>
         <w:t xml:space="preserve">11. OPUS — HUB  HUB_POLICY</w:t>
       </w:r>
-      <w:r>
-        <w:t xml:space="preserve">  [M1]</w:t>
-      </w:r>
     </w:p>
     <w:tbl>
       <w:tblPr>
@@ -7372,9 +7339,6 @@
       <w:r>
         <w:t xml:space="preserve">12. OPUS — HUB  HUB_PRODUCT</w:t>
       </w:r>
-      <w:r>
-        <w:t xml:space="preserve">  [M1]</w:t>
-      </w:r>
     </w:p>
     <w:tbl>
       <w:tblPr>
@@ -7681,9 +7645,6 @@
       <w:r>
         <w:t xml:space="preserve">13. OPUS — HUB  HUB_PROPOSAL</w:t>
       </w:r>
-      <w:r>
-        <w:t xml:space="preserve">  [M1]</w:t>
-      </w:r>
     </w:p>
     <w:tbl>
       <w:tblPr>
@@ -7990,9 +7951,6 @@
       <w:r>
         <w:t xml:space="preserve">14. OPUS — HUB  HUB_QUOTE</w:t>
       </w:r>
-      <w:r>
-        <w:t xml:space="preserve">  [M1]</w:t>
-      </w:r>
     </w:p>
     <w:tbl>
       <w:tblPr>
@@ -8299,9 +8257,6 @@
       <w:r>
         <w:t xml:space="preserve">15. OPUS — HUB  HUB_RISK_OBJECT</w:t>
       </w:r>
-      <w:r>
-        <w:t xml:space="preserve">  [M1]</w:t>
-      </w:r>
     </w:p>
     <w:tbl>
       <w:tblPr>
@@ -8608,9 +8563,6 @@
       <w:r>
         <w:t xml:space="preserve">16. OPUS — SATELLITE  SAT_AUG_COMMON_COMMUNICATION_PREFERENCE</w:t>
       </w:r>
-      <w:r>
-        <w:t xml:space="preserve">  [M1]</w:t>
-      </w:r>
     </w:p>
     <w:tbl>
       <w:tblPr>
@@ -8907,9 +8859,6 @@
       <w:r>
         <w:t xml:space="preserve">17. OPUS — SATELLITE  SAT_AUG_COVERAGE_DEFINITION</w:t>
       </w:r>
-      <w:r>
-        <w:t xml:space="preserve">  [M1]</w:t>
-      </w:r>
     </w:p>
     <w:tbl>
       <w:tblPr>
@@ -9206,9 +9155,6 @@
       <w:r>
         <w:t xml:space="preserve">18. OPUS — SATELLITE  SAT_AUG_COVERAGE_LIMITS</w:t>
       </w:r>
-      <w:r>
-        <w:t xml:space="preserve">  [M1]</w:t>
-      </w:r>
     </w:p>
     <w:tbl>
       <w:tblPr>
@@ -9505,9 +9451,6 @@
       <w:r>
         <w:t xml:space="preserve">19. OPUS — SATELLITE  SAT_AUG_COVERAGE_RATING</w:t>
       </w:r>
-      <w:r>
-        <w:t xml:space="preserve">  [M1]</w:t>
-      </w:r>
     </w:p>
     <w:tbl>
       <w:tblPr>
@@ -9804,9 +9747,6 @@
       <w:r>
         <w:t xml:space="preserve">20. OPUS — SATELLITE  SAT_AUG_FINTXN_PREMIUM</w:t>
       </w:r>
-      <w:r>
-        <w:t xml:space="preserve">  [M1]</w:t>
-      </w:r>
     </w:p>
     <w:tbl>
       <w:tblPr>
@@ -10103,9 +10043,6 @@
       <w:r>
         <w:t xml:space="preserve">21. OPUS — SATELLITE  SAT_AUG_LNK_PARTY_ROLE_CORE</w:t>
       </w:r>
-      <w:r>
-        <w:t xml:space="preserve">  [M2]</w:t>
-      </w:r>
     </w:p>
     <w:tbl>
       <w:tblPr>
@@ -10402,9 +10339,6 @@
       <w:r>
         <w:t xml:space="preserve">22. OPUS — SATELLITE  SAT_AUG_LNK_ROLE_CUSTOMER</w:t>
       </w:r>
-      <w:r>
-        <w:t xml:space="preserve">  [M2]</w:t>
-      </w:r>
     </w:p>
     <w:tbl>
       <w:tblPr>
@@ -10701,9 +10635,6 @@
       <w:r>
         <w:t xml:space="preserve">23. OPUS — SATELLITE  SAT_AUG_PARTY_BANKING</w:t>
       </w:r>
-      <w:r>
-        <w:t xml:space="preserve">  [M2]</w:t>
-      </w:r>
     </w:p>
     <w:tbl>
       <w:tblPr>
@@ -11000,9 +10931,6 @@
       <w:r>
         <w:t xml:space="preserve">24. OPUS — SATELLITE  SAT_AUG_PARTY_EMPLOYMENT</w:t>
       </w:r>
-      <w:r>
-        <w:t xml:space="preserve">  [M2]</w:t>
-      </w:r>
     </w:p>
     <w:tbl>
       <w:tblPr>
@@ -11299,9 +11227,6 @@
       <w:r>
         <w:t xml:space="preserve">25. OPUS — SATELLITE  SAT_AUG_PRODUCT_TERMS</w:t>
       </w:r>
-      <w:r>
-        <w:t xml:space="preserve">  [M2]</w:t>
-      </w:r>
     </w:p>
     <w:tbl>
       <w:tblPr>
@@ -11598,9 +11523,6 @@
       <w:r>
         <w:t xml:space="preserve">26. OPUS — SATELLITE  SAT_AUG_RISK_PERSON_INSURED</w:t>
       </w:r>
-      <w:r>
-        <w:t xml:space="preserve">  [M2]</w:t>
-      </w:r>
     </w:p>
     <w:tbl>
       <w:tblPr>
@@ -11897,9 +11819,6 @@
       <w:r>
         <w:t xml:space="preserve">27. OPUS — SATELLITE  SAT_AUG_RISK_PERSON_TRAVEL</w:t>
       </w:r>
-      <w:r>
-        <w:t xml:space="preserve">  [M2]</w:t>
-      </w:r>
     </w:p>
     <w:tbl>
       <w:tblPr>
@@ -12196,9 +12115,6 @@
       <w:r>
         <w:t xml:space="preserve">28. OPUS — SATELLITE  SAT_COMMON_ADDRESS</w:t>
       </w:r>
-      <w:r>
-        <w:t xml:space="preserve">  [M2]</w:t>
-      </w:r>
     </w:p>
     <w:tbl>
       <w:tblPr>
@@ -12495,9 +12411,6 @@
       <w:r>
         <w:t xml:space="preserve">29. OPUS — SATELLITE  SAT_COMMON_CLASSIFICATION</w:t>
       </w:r>
-      <w:r>
-        <w:t xml:space="preserve">  [M2]</w:t>
-      </w:r>
     </w:p>
     <w:tbl>
       <w:tblPr>
@@ -12794,9 +12707,6 @@
       <w:r>
         <w:t xml:space="preserve">30. OPUS — SATELLITE  SAT_COMMON_CONTACT</w:t>
       </w:r>
-      <w:r>
-        <w:t xml:space="preserve">  [M2]</w:t>
-      </w:r>
     </w:p>
     <w:tbl>
       <w:tblPr>
@@ -13093,9 +13003,6 @@
       <w:r>
         <w:t xml:space="preserve">31. OPUS — SATELLITE  SAT_COVERAGE_CONDITIONS</w:t>
       </w:r>
-      <w:r>
-        <w:t xml:space="preserve">  [M2]</w:t>
-      </w:r>
     </w:p>
     <w:tbl>
       <w:tblPr>
@@ -13392,9 +13299,6 @@
       <w:r>
         <w:t xml:space="preserve">32. OPUS — SATELLITE  SAT_COVERAGE_DEFINITION</w:t>
       </w:r>
-      <w:r>
-        <w:t xml:space="preserve">  [M2]</w:t>
-      </w:r>
     </w:p>
     <w:tbl>
       <w:tblPr>
@@ -13691,9 +13595,6 @@
       <w:r>
         <w:t xml:space="preserve">33. OPUS — SATELLITE  SAT_COVERAGE_LIMITS</w:t>
       </w:r>
-      <w:r>
-        <w:t xml:space="preserve">  [M2]</w:t>
-      </w:r>
     </w:p>
     <w:tbl>
       <w:tblPr>
@@ -13990,9 +13891,6 @@
       <w:r>
         <w:t xml:space="preserve">34. OPUS — SATELLITE  SAT_FINTXN_COMMISSION</w:t>
       </w:r>
-      <w:r>
-        <w:t xml:space="preserve">  [M2]</w:t>
-      </w:r>
     </w:p>
     <w:tbl>
       <w:tblPr>
@@ -14289,9 +14187,6 @@
       <w:r>
         <w:t xml:space="preserve">35. OPUS — SATELLITE  SAT_FINTXN_HEADER</w:t>
       </w:r>
-      <w:r>
-        <w:t xml:space="preserve">  [M2]</w:t>
-      </w:r>
     </w:p>
     <w:tbl>
       <w:tblPr>
@@ -14588,9 +14483,6 @@
       <w:r>
         <w:t xml:space="preserve">36. OPUS — SATELLITE  SAT_FINTXN_PREMIUM</w:t>
       </w:r>
-      <w:r>
-        <w:t xml:space="preserve">  [M2]</w:t>
-      </w:r>
     </w:p>
     <w:tbl>
       <w:tblPr>
@@ -14887,9 +14779,6 @@
       <w:r>
         <w:t xml:space="preserve">37. OPUS — SATELLITE  SAT_FINTXN_TAX</w:t>
       </w:r>
-      <w:r>
-        <w:t xml:space="preserve">  [M2]</w:t>
-      </w:r>
     </w:p>
     <w:tbl>
       <w:tblPr>
@@ -15186,9 +15075,6 @@
       <w:r>
         <w:t xml:space="preserve">38. OPUS — SATELLITE  SAT_FIN_CHARGE_RATE</w:t>
       </w:r>
-      <w:r>
-        <w:t xml:space="preserve">  [M2]</w:t>
-      </w:r>
     </w:p>
     <w:tbl>
       <w:tblPr>
@@ -15485,9 +15371,6 @@
       <w:r>
         <w:t xml:space="preserve">39. OPUS — SATELLITE  SAT_FIN_RECEIPT</w:t>
       </w:r>
-      <w:r>
-        <w:t xml:space="preserve">  [M2]</w:t>
-      </w:r>
     </w:p>
     <w:tbl>
       <w:tblPr>
@@ -15784,9 +15667,6 @@
       <w:r>
         <w:t xml:space="preserve">40. OPUS — SATELLITE  SAT_LNK_ROLE_NOMINEE_BENEFICIARY</w:t>
       </w:r>
-      <w:r>
-        <w:t xml:space="preserve">  [M2]</w:t>
-      </w:r>
     </w:p>
     <w:tbl>
       <w:tblPr>
@@ -16083,9 +15963,6 @@
       <w:r>
         <w:t xml:space="preserve">41. OPUS — SATELLITE  SAT_ORG_UNIT_DEFINITION</w:t>
       </w:r>
-      <w:r>
-        <w:t xml:space="preserve">  [M3]</w:t>
-      </w:r>
     </w:p>
     <w:tbl>
       <w:tblPr>
@@ -16382,9 +16259,6 @@
       <w:r>
         <w:t xml:space="preserve">42. OPUS — SATELLITE  SAT_PARTY_EMPLOYMENT</w:t>
       </w:r>
-      <w:r>
-        <w:t xml:space="preserve">  [M3]</w:t>
-      </w:r>
     </w:p>
     <w:tbl>
       <w:tblPr>
@@ -16681,9 +16555,6 @@
       <w:r>
         <w:t xml:space="preserve">43. OPUS — SATELLITE  SAT_PARTY_HEALTH_PROFILE</w:t>
       </w:r>
-      <w:r>
-        <w:t xml:space="preserve">  [M3]</w:t>
-      </w:r>
     </w:p>
     <w:tbl>
       <w:tblPr>
@@ -16980,9 +16851,6 @@
       <w:r>
         <w:t xml:space="preserve">44. OPUS — SATELLITE  SAT_PARTY_IDENTIFICATION</w:t>
       </w:r>
-      <w:r>
-        <w:t xml:space="preserve">  [M3]</w:t>
-      </w:r>
     </w:p>
     <w:tbl>
       <w:tblPr>
@@ -17279,9 +17147,6 @@
       <w:r>
         <w:t xml:space="preserve">45. OPUS — SATELLITE  SAT_PARTY_IDENTITY</w:t>
       </w:r>
-      <w:r>
-        <w:t xml:space="preserve">  [M3]</w:t>
-      </w:r>
     </w:p>
     <w:tbl>
       <w:tblPr>
@@ -17578,9 +17443,6 @@
       <w:r>
         <w:t xml:space="preserve">46. OPUS — SATELLITE  SAT_PARTY_INDIVIDUAL_DEMOGRAPHICS</w:t>
       </w:r>
-      <w:r>
-        <w:t xml:space="preserve">  [M3]</w:t>
-      </w:r>
     </w:p>
     <w:tbl>
       <w:tblPr>
@@ -17877,9 +17739,6 @@
       <w:r>
         <w:t xml:space="preserve">47. OPUS — SATELLITE  SAT_POLICY_CLASSIFICATION</w:t>
       </w:r>
-      <w:r>
-        <w:t xml:space="preserve">  [M3]</w:t>
-      </w:r>
     </w:p>
     <w:tbl>
       <w:tblPr>
@@ -18176,9 +18035,6 @@
       <w:r>
         <w:t xml:space="preserve">48. OPUS — SATELLITE  SAT_POLICY_HEADER</w:t>
       </w:r>
-      <w:r>
-        <w:t xml:space="preserve">  [M3]</w:t>
-      </w:r>
     </w:p>
     <w:tbl>
       <w:tblPr>
@@ -18475,9 +18331,6 @@
       <w:r>
         <w:t xml:space="preserve">49. OPUS — SATELLITE  SAT_POLICY_TERMS</w:t>
       </w:r>
-      <w:r>
-        <w:t xml:space="preserve">  [M3]</w:t>
-      </w:r>
     </w:p>
     <w:tbl>
       <w:tblPr>
@@ -18774,9 +18627,6 @@
       <w:r>
         <w:t xml:space="preserve">50. OPUS — SATELLITE  SAT_PRODUCT_DEFINITION</w:t>
       </w:r>
-      <w:r>
-        <w:t xml:space="preserve">  [M3]</w:t>
-      </w:r>
     </w:p>
     <w:tbl>
       <w:tblPr>
@@ -19073,9 +18923,6 @@
       <w:r>
         <w:t xml:space="preserve">51. OPUS — SATELLITE  SAT_PRODUCT_RATING_FACTOR</w:t>
       </w:r>
-      <w:r>
-        <w:t xml:space="preserve">  [M3]</w:t>
-      </w:r>
     </w:p>
     <w:tbl>
       <w:tblPr>
@@ -19372,9 +19219,6 @@
       <w:r>
         <w:t xml:space="preserve">52. OPUS — SATELLITE  SAT_PRODUCT_RATING_STRUCTURE</w:t>
       </w:r>
-      <w:r>
-        <w:t xml:space="preserve">  [M3]</w:t>
-      </w:r>
     </w:p>
     <w:tbl>
       <w:tblPr>
@@ -19671,9 +19515,6 @@
       <w:r>
         <w:t xml:space="preserve">53. OPUS — SATELLITE  SAT_PRODUCT_TERMS</w:t>
       </w:r>
-      <w:r>
-        <w:t xml:space="preserve">  [M3]</w:t>
-      </w:r>
     </w:p>
     <w:tbl>
       <w:tblPr>
@@ -19970,9 +19811,6 @@
       <w:r>
         <w:t xml:space="preserve">54. OPUS — SATELLITE  SAT_PROPOSAL_UNDERWRITING</w:t>
       </w:r>
-      <w:r>
-        <w:t xml:space="preserve">  [M3]</w:t>
-      </w:r>
     </w:p>
     <w:tbl>
       <w:tblPr>
@@ -20269,9 +20107,6 @@
       <w:r>
         <w:t xml:space="preserve">55. OPUS — SATELLITE  SAT_QUOTE_HEADER</w:t>
       </w:r>
-      <w:r>
-        <w:t xml:space="preserve">  [M3]</w:t>
-      </w:r>
     </w:p>
     <w:tbl>
       <w:tblPr>
@@ -20568,9 +20403,6 @@
       <w:r>
         <w:t xml:space="preserve">56. OPUS — SATELLITE  SAT_RISK_MOTOR_DRIVER</w:t>
       </w:r>
-      <w:r>
-        <w:t xml:space="preserve">  [M3]</w:t>
-      </w:r>
     </w:p>
     <w:tbl>
       <w:tblPr>
@@ -20867,9 +20699,6 @@
       <w:r>
         <w:t xml:space="preserve">57. OPUS — SATELLITE  SAT_RISK_MOTOR_VEHICLE</w:t>
       </w:r>
-      <w:r>
-        <w:t xml:space="preserve">  [M3]</w:t>
-      </w:r>
     </w:p>
     <w:tbl>
       <w:tblPr>
@@ -21166,9 +20995,6 @@
       <w:r>
         <w:t xml:space="preserve">58. OPUS — SATELLITE  SAT_RISK_OBJECT_CORE</w:t>
       </w:r>
-      <w:r>
-        <w:t xml:space="preserve">  [M3]</w:t>
-      </w:r>
     </w:p>
     <w:tbl>
       <w:tblPr>
@@ -21465,9 +21291,6 @@
       <w:r>
         <w:t xml:space="preserve">59. OPUS — SATELLITE  SAT_RISK_PERSON_INSURED</w:t>
       </w:r>
-      <w:r>
-        <w:t xml:space="preserve">  [M3]</w:t>
-      </w:r>
     </w:p>
     <w:tbl>
       <w:tblPr>
@@ -21763,9 +21586,6 @@
       </w:pPr>
       <w:r>
         <w:t xml:space="preserve">60. OPUS — SATELLITE  SAT_RISK_PERSON_TRAVEL</w:t>
-      </w:r>
-      <w:r>
-        <w:t xml:space="preserve">  [M3]</w:t>
       </w:r>
     </w:p>
     <w:tbl>

--- a/BGIL_DBT/validation/travel/DM-T/DM-T2_OPUS.docx
+++ b/BGIL_DBT/validation/travel/DM-T/DM-T2_OPUS.docx
@@ -515,7 +515,7 @@
           </w:tcPr>
           <w:p>
             <w:r>
-              <w:t xml:space="preserve">Hash column types (all tables)</w:t>
+              <w:t xml:space="preserve">Hash column types (all tables)  [M1]</w:t>
             </w:r>
           </w:p>
         </w:tc>
@@ -573,7 +573,7 @@
           </w:tcPr>
           <w:p>
             <w:r>
-              <w:t xml:space="preserve">HUB  HUB_AGREEMENT</w:t>
+              <w:t xml:space="preserve">HUB  HUB_AGREEMENT  [M1]</w:t>
             </w:r>
           </w:p>
         </w:tc>
@@ -631,7 +631,7 @@
           </w:tcPr>
           <w:p>
             <w:r>
-              <w:t xml:space="preserve">HUB  HUB_ASSESSMENT</w:t>
+              <w:t xml:space="preserve">HUB  HUB_ASSESSMENT  [M1]</w:t>
             </w:r>
           </w:p>
         </w:tc>
@@ -689,7 +689,7 @@
           </w:tcPr>
           <w:p>
             <w:r>
-              <w:t xml:space="preserve">HUB  HUB_COVERAGE</w:t>
+              <w:t xml:space="preserve">HUB  HUB_COVERAGE  [M1]</w:t>
             </w:r>
           </w:p>
         </w:tc>
@@ -747,7 +747,7 @@
           </w:tcPr>
           <w:p>
             <w:r>
-              <w:t xml:space="preserve">HUB  HUB_DISTRIBUTION_CHANNEL</w:t>
+              <w:t xml:space="preserve">HUB  HUB_DISTRIBUTION_CHANNEL  [M1]</w:t>
             </w:r>
           </w:p>
         </w:tc>
@@ -805,7 +805,7 @@
           </w:tcPr>
           <w:p>
             <w:r>
-              <w:t xml:space="preserve">HUB  HUB_FINANCIAL_ACCOUNT</w:t>
+              <w:t xml:space="preserve">HUB  HUB_FINANCIAL_ACCOUNT  [M1]</w:t>
             </w:r>
           </w:p>
         </w:tc>
@@ -863,7 +863,7 @@
           </w:tcPr>
           <w:p>
             <w:r>
-              <w:t xml:space="preserve">HUB  HUB_FINANCIAL_TRANSACTION</w:t>
+              <w:t xml:space="preserve">HUB  HUB_FINANCIAL_TRANSACTION  [M1]</w:t>
             </w:r>
           </w:p>
         </w:tc>
@@ -921,7 +921,7 @@
           </w:tcPr>
           <w:p>
             <w:r>
-              <w:t xml:space="preserve">HUB  HUB_LOCATION</w:t>
+              <w:t xml:space="preserve">HUB  HUB_LOCATION  [M1]</w:t>
             </w:r>
           </w:p>
         </w:tc>
@@ -979,7 +979,7 @@
           </w:tcPr>
           <w:p>
             <w:r>
-              <w:t xml:space="preserve">HUB  HUB_ORG_UNIT</w:t>
+              <w:t xml:space="preserve">HUB  HUB_ORG_UNIT  [M1]</w:t>
             </w:r>
           </w:p>
         </w:tc>
@@ -1037,7 +1037,7 @@
           </w:tcPr>
           <w:p>
             <w:r>
-              <w:t xml:space="preserve">HUB  HUB_PARTY</w:t>
+              <w:t xml:space="preserve">HUB  HUB_PARTY  [M1]</w:t>
             </w:r>
           </w:p>
         </w:tc>
@@ -1095,7 +1095,7 @@
           </w:tcPr>
           <w:p>
             <w:r>
-              <w:t xml:space="preserve">HUB  HUB_POLICY</w:t>
+              <w:t xml:space="preserve">HUB  HUB_POLICY  [M1]</w:t>
             </w:r>
           </w:p>
         </w:tc>
@@ -1153,7 +1153,7 @@
           </w:tcPr>
           <w:p>
             <w:r>
-              <w:t xml:space="preserve">HUB  HUB_PRODUCT</w:t>
+              <w:t xml:space="preserve">HUB  HUB_PRODUCT  [M1]</w:t>
             </w:r>
           </w:p>
         </w:tc>
@@ -1211,7 +1211,7 @@
           </w:tcPr>
           <w:p>
             <w:r>
-              <w:t xml:space="preserve">HUB  HUB_PROPOSAL</w:t>
+              <w:t xml:space="preserve">HUB  HUB_PROPOSAL  [M1]</w:t>
             </w:r>
           </w:p>
         </w:tc>
@@ -1269,7 +1269,7 @@
           </w:tcPr>
           <w:p>
             <w:r>
-              <w:t xml:space="preserve">HUB  HUB_QUOTE</w:t>
+              <w:t xml:space="preserve">HUB  HUB_QUOTE  [M1]</w:t>
             </w:r>
           </w:p>
         </w:tc>
@@ -1327,7 +1327,7 @@
           </w:tcPr>
           <w:p>
             <w:r>
-              <w:t xml:space="preserve">HUB  HUB_RISK_OBJECT</w:t>
+              <w:t xml:space="preserve">HUB  HUB_RISK_OBJECT  [M1]</w:t>
             </w:r>
           </w:p>
         </w:tc>
@@ -1385,7 +1385,7 @@
           </w:tcPr>
           <w:p>
             <w:r>
-              <w:t xml:space="preserve">SATELLITE  SAT_AUG_COMMON_COMMUNICATION_PREFERENCE</w:t>
+              <w:t xml:space="preserve">SATELLITE  SAT_AUG_COMMON_COMMUNICATION_PREFERENCE  [M1]</w:t>
             </w:r>
           </w:p>
         </w:tc>
@@ -1443,7 +1443,7 @@
           </w:tcPr>
           <w:p>
             <w:r>
-              <w:t xml:space="preserve">SATELLITE  SAT_AUG_COVERAGE_DEFINITION</w:t>
+              <w:t xml:space="preserve">SATELLITE  SAT_AUG_COVERAGE_DEFINITION  [M1]</w:t>
             </w:r>
           </w:p>
         </w:tc>
@@ -1501,7 +1501,7 @@
           </w:tcPr>
           <w:p>
             <w:r>
-              <w:t xml:space="preserve">SATELLITE  SAT_AUG_COVERAGE_LIMITS</w:t>
+              <w:t xml:space="preserve">SATELLITE  SAT_AUG_COVERAGE_LIMITS  [M1]</w:t>
             </w:r>
           </w:p>
         </w:tc>
@@ -1559,7 +1559,7 @@
           </w:tcPr>
           <w:p>
             <w:r>
-              <w:t xml:space="preserve">SATELLITE  SAT_AUG_COVERAGE_RATING</w:t>
+              <w:t xml:space="preserve">SATELLITE  SAT_AUG_COVERAGE_RATING  [M1]</w:t>
             </w:r>
           </w:p>
         </w:tc>
@@ -1617,7 +1617,7 @@
           </w:tcPr>
           <w:p>
             <w:r>
-              <w:t xml:space="preserve">SATELLITE  SAT_AUG_FINTXN_PREMIUM</w:t>
+              <w:t xml:space="preserve">SATELLITE  SAT_AUG_FINTXN_PREMIUM  [M1]</w:t>
             </w:r>
           </w:p>
         </w:tc>
@@ -1675,7 +1675,7 @@
           </w:tcPr>
           <w:p>
             <w:r>
-              <w:t xml:space="preserve">SATELLITE  SAT_AUG_LNK_PARTY_ROLE_CORE</w:t>
+              <w:t xml:space="preserve">SATELLITE  SAT_AUG_LNK_PARTY_ROLE_CORE  [M2]</w:t>
             </w:r>
           </w:p>
         </w:tc>
@@ -1733,7 +1733,7 @@
           </w:tcPr>
           <w:p>
             <w:r>
-              <w:t xml:space="preserve">SATELLITE  SAT_AUG_LNK_ROLE_CUSTOMER</w:t>
+              <w:t xml:space="preserve">SATELLITE  SAT_AUG_LNK_ROLE_CUSTOMER  [M2]</w:t>
             </w:r>
           </w:p>
         </w:tc>
@@ -1791,7 +1791,7 @@
           </w:tcPr>
           <w:p>
             <w:r>
-              <w:t xml:space="preserve">SATELLITE  SAT_AUG_PARTY_BANKING</w:t>
+              <w:t xml:space="preserve">SATELLITE  SAT_AUG_PARTY_BANKING  [M2]</w:t>
             </w:r>
           </w:p>
         </w:tc>
@@ -1849,7 +1849,7 @@
           </w:tcPr>
           <w:p>
             <w:r>
-              <w:t xml:space="preserve">SATELLITE  SAT_AUG_PARTY_EMPLOYMENT</w:t>
+              <w:t xml:space="preserve">SATELLITE  SAT_AUG_PARTY_EMPLOYMENT  [M2]</w:t>
             </w:r>
           </w:p>
         </w:tc>
@@ -1907,7 +1907,7 @@
           </w:tcPr>
           <w:p>
             <w:r>
-              <w:t xml:space="preserve">SATELLITE  SAT_AUG_PRODUCT_TERMS</w:t>
+              <w:t xml:space="preserve">SATELLITE  SAT_AUG_PRODUCT_TERMS  [M2]</w:t>
             </w:r>
           </w:p>
         </w:tc>
@@ -1965,7 +1965,7 @@
           </w:tcPr>
           <w:p>
             <w:r>
-              <w:t xml:space="preserve">SATELLITE  SAT_AUG_RISK_PERSON_INSURED</w:t>
+              <w:t xml:space="preserve">SATELLITE  SAT_AUG_RISK_PERSON_INSURED  [M2]</w:t>
             </w:r>
           </w:p>
         </w:tc>
@@ -2023,7 +2023,7 @@
           </w:tcPr>
           <w:p>
             <w:r>
-              <w:t xml:space="preserve">SATELLITE  SAT_AUG_RISK_PERSON_TRAVEL</w:t>
+              <w:t xml:space="preserve">SATELLITE  SAT_AUG_RISK_PERSON_TRAVEL  [M2]</w:t>
             </w:r>
           </w:p>
         </w:tc>
@@ -2081,7 +2081,7 @@
           </w:tcPr>
           <w:p>
             <w:r>
-              <w:t xml:space="preserve">SATELLITE  SAT_COMMON_ADDRESS</w:t>
+              <w:t xml:space="preserve">SATELLITE  SAT_COMMON_ADDRESS  [M2]</w:t>
             </w:r>
           </w:p>
         </w:tc>
@@ -2139,7 +2139,7 @@
           </w:tcPr>
           <w:p>
             <w:r>
-              <w:t xml:space="preserve">SATELLITE  SAT_COMMON_CLASSIFICATION</w:t>
+              <w:t xml:space="preserve">SATELLITE  SAT_COMMON_CLASSIFICATION  [M2]</w:t>
             </w:r>
           </w:p>
         </w:tc>
@@ -2197,7 +2197,7 @@
           </w:tcPr>
           <w:p>
             <w:r>
-              <w:t xml:space="preserve">SATELLITE  SAT_COMMON_CONTACT</w:t>
+              <w:t xml:space="preserve">SATELLITE  SAT_COMMON_CONTACT  [M2]</w:t>
             </w:r>
           </w:p>
         </w:tc>
@@ -2255,7 +2255,7 @@
           </w:tcPr>
           <w:p>
             <w:r>
-              <w:t xml:space="preserve">SATELLITE  SAT_COVERAGE_CONDITIONS</w:t>
+              <w:t xml:space="preserve">SATELLITE  SAT_COVERAGE_CONDITIONS  [M2]</w:t>
             </w:r>
           </w:p>
         </w:tc>
@@ -2313,7 +2313,7 @@
           </w:tcPr>
           <w:p>
             <w:r>
-              <w:t xml:space="preserve">SATELLITE  SAT_COVERAGE_DEFINITION</w:t>
+              <w:t xml:space="preserve">SATELLITE  SAT_COVERAGE_DEFINITION  [M2]</w:t>
             </w:r>
           </w:p>
         </w:tc>
@@ -2371,7 +2371,7 @@
           </w:tcPr>
           <w:p>
             <w:r>
-              <w:t xml:space="preserve">SATELLITE  SAT_COVERAGE_LIMITS</w:t>
+              <w:t xml:space="preserve">SATELLITE  SAT_COVERAGE_LIMITS  [M2]</w:t>
             </w:r>
           </w:p>
         </w:tc>
@@ -2429,7 +2429,7 @@
           </w:tcPr>
           <w:p>
             <w:r>
-              <w:t xml:space="preserve">SATELLITE  SAT_FINTXN_COMMISSION</w:t>
+              <w:t xml:space="preserve">SATELLITE  SAT_FINTXN_COMMISSION  [M2]</w:t>
             </w:r>
           </w:p>
         </w:tc>
@@ -2487,7 +2487,7 @@
           </w:tcPr>
           <w:p>
             <w:r>
-              <w:t xml:space="preserve">SATELLITE  SAT_FINTXN_HEADER</w:t>
+              <w:t xml:space="preserve">SATELLITE  SAT_FINTXN_HEADER  [M2]</w:t>
             </w:r>
           </w:p>
         </w:tc>
@@ -2545,7 +2545,7 @@
           </w:tcPr>
           <w:p>
             <w:r>
-              <w:t xml:space="preserve">SATELLITE  SAT_FINTXN_PREMIUM</w:t>
+              <w:t xml:space="preserve">SATELLITE  SAT_FINTXN_PREMIUM  [M2]</w:t>
             </w:r>
           </w:p>
         </w:tc>
@@ -2603,7 +2603,7 @@
           </w:tcPr>
           <w:p>
             <w:r>
-              <w:t xml:space="preserve">SATELLITE  SAT_FINTXN_TAX</w:t>
+              <w:t xml:space="preserve">SATELLITE  SAT_FINTXN_TAX  [M2]</w:t>
             </w:r>
           </w:p>
         </w:tc>
@@ -2661,7 +2661,7 @@
           </w:tcPr>
           <w:p>
             <w:r>
-              <w:t xml:space="preserve">SATELLITE  SAT_FIN_CHARGE_RATE</w:t>
+              <w:t xml:space="preserve">SATELLITE  SAT_FIN_CHARGE_RATE  [M2]</w:t>
             </w:r>
           </w:p>
         </w:tc>
@@ -2719,7 +2719,7 @@
           </w:tcPr>
           <w:p>
             <w:r>
-              <w:t xml:space="preserve">SATELLITE  SAT_FIN_RECEIPT</w:t>
+              <w:t xml:space="preserve">SATELLITE  SAT_FIN_RECEIPT  [M2]</w:t>
             </w:r>
           </w:p>
         </w:tc>
@@ -2777,7 +2777,7 @@
           </w:tcPr>
           <w:p>
             <w:r>
-              <w:t xml:space="preserve">SATELLITE  SAT_LNK_ROLE_NOMINEE_BENEFICIARY</w:t>
+              <w:t xml:space="preserve">SATELLITE  SAT_LNK_ROLE_NOMINEE_BENEFICIARY  [M2]</w:t>
             </w:r>
           </w:p>
         </w:tc>
@@ -2835,7 +2835,7 @@
           </w:tcPr>
           <w:p>
             <w:r>
-              <w:t xml:space="preserve">SATELLITE  SAT_ORG_UNIT_DEFINITION</w:t>
+              <w:t xml:space="preserve">SATELLITE  SAT_ORG_UNIT_DEFINITION  [M3]</w:t>
             </w:r>
           </w:p>
         </w:tc>
@@ -2893,7 +2893,7 @@
           </w:tcPr>
           <w:p>
             <w:r>
-              <w:t xml:space="preserve">SATELLITE  SAT_PARTY_EMPLOYMENT</w:t>
+              <w:t xml:space="preserve">SATELLITE  SAT_PARTY_EMPLOYMENT  [M3]</w:t>
             </w:r>
           </w:p>
         </w:tc>
@@ -2951,7 +2951,7 @@
           </w:tcPr>
           <w:p>
             <w:r>
-              <w:t xml:space="preserve">SATELLITE  SAT_PARTY_HEALTH_PROFILE</w:t>
+              <w:t xml:space="preserve">SATELLITE  SAT_PARTY_HEALTH_PROFILE  [M3]</w:t>
             </w:r>
           </w:p>
         </w:tc>
@@ -3009,7 +3009,7 @@
           </w:tcPr>
           <w:p>
             <w:r>
-              <w:t xml:space="preserve">SATELLITE  SAT_PARTY_IDENTIFICATION</w:t>
+              <w:t xml:space="preserve">SATELLITE  SAT_PARTY_IDENTIFICATION  [M3]</w:t>
             </w:r>
           </w:p>
         </w:tc>
@@ -3067,7 +3067,7 @@
           </w:tcPr>
           <w:p>
             <w:r>
-              <w:t xml:space="preserve">SATELLITE  SAT_PARTY_IDENTITY</w:t>
+              <w:t xml:space="preserve">SATELLITE  SAT_PARTY_IDENTITY  [M3]</w:t>
             </w:r>
           </w:p>
         </w:tc>
@@ -3125,7 +3125,7 @@
           </w:tcPr>
           <w:p>
             <w:r>
-              <w:t xml:space="preserve">SATELLITE  SAT_PARTY_INDIVIDUAL_DEMOGRAPHICS</w:t>
+              <w:t xml:space="preserve">SATELLITE  SAT_PARTY_INDIVIDUAL_DEMOGRAPHICS  [M3]</w:t>
             </w:r>
           </w:p>
         </w:tc>
@@ -3183,7 +3183,7 @@
           </w:tcPr>
           <w:p>
             <w:r>
-              <w:t xml:space="preserve">SATELLITE  SAT_POLICY_CLASSIFICATION</w:t>
+              <w:t xml:space="preserve">SATELLITE  SAT_POLICY_CLASSIFICATION  [M3]</w:t>
             </w:r>
           </w:p>
         </w:tc>
@@ -3241,7 +3241,7 @@
           </w:tcPr>
           <w:p>
             <w:r>
-              <w:t xml:space="preserve">SATELLITE  SAT_POLICY_HEADER</w:t>
+              <w:t xml:space="preserve">SATELLITE  SAT_POLICY_HEADER  [M3]</w:t>
             </w:r>
           </w:p>
         </w:tc>
@@ -3299,7 +3299,7 @@
           </w:tcPr>
           <w:p>
             <w:r>
-              <w:t xml:space="preserve">SATELLITE  SAT_POLICY_TERMS</w:t>
+              <w:t xml:space="preserve">SATELLITE  SAT_POLICY_TERMS  [M3]</w:t>
             </w:r>
           </w:p>
         </w:tc>
@@ -3357,7 +3357,7 @@
           </w:tcPr>
           <w:p>
             <w:r>
-              <w:t xml:space="preserve">SATELLITE  SAT_PRODUCT_DEFINITION</w:t>
+              <w:t xml:space="preserve">SATELLITE  SAT_PRODUCT_DEFINITION  [M3]</w:t>
             </w:r>
           </w:p>
         </w:tc>
@@ -3415,7 +3415,7 @@
           </w:tcPr>
           <w:p>
             <w:r>
-              <w:t xml:space="preserve">SATELLITE  SAT_PRODUCT_RATING_FACTOR</w:t>
+              <w:t xml:space="preserve">SATELLITE  SAT_PRODUCT_RATING_FACTOR  [M3]</w:t>
             </w:r>
           </w:p>
         </w:tc>
@@ -3473,7 +3473,7 @@
           </w:tcPr>
           <w:p>
             <w:r>
-              <w:t xml:space="preserve">SATELLITE  SAT_PRODUCT_RATING_STRUCTURE</w:t>
+              <w:t xml:space="preserve">SATELLITE  SAT_PRODUCT_RATING_STRUCTURE  [M3]</w:t>
             </w:r>
           </w:p>
         </w:tc>
@@ -3531,7 +3531,7 @@
           </w:tcPr>
           <w:p>
             <w:r>
-              <w:t xml:space="preserve">SATELLITE  SAT_PRODUCT_TERMS</w:t>
+              <w:t xml:space="preserve">SATELLITE  SAT_PRODUCT_TERMS  [M3]</w:t>
             </w:r>
           </w:p>
         </w:tc>
@@ -3589,7 +3589,7 @@
           </w:tcPr>
           <w:p>
             <w:r>
-              <w:t xml:space="preserve">SATELLITE  SAT_PROPOSAL_UNDERWRITING</w:t>
+              <w:t xml:space="preserve">SATELLITE  SAT_PROPOSAL_UNDERWRITING  [M3]</w:t>
             </w:r>
           </w:p>
         </w:tc>
@@ -3647,7 +3647,7 @@
           </w:tcPr>
           <w:p>
             <w:r>
-              <w:t xml:space="preserve">SATELLITE  SAT_QUOTE_HEADER</w:t>
+              <w:t xml:space="preserve">SATELLITE  SAT_QUOTE_HEADER  [M3]</w:t>
             </w:r>
           </w:p>
         </w:tc>
@@ -3705,7 +3705,7 @@
           </w:tcPr>
           <w:p>
             <w:r>
-              <w:t xml:space="preserve">SATELLITE  SAT_RISK_MOTOR_DRIVER</w:t>
+              <w:t xml:space="preserve">SATELLITE  SAT_RISK_MOTOR_DRIVER  [M3]</w:t>
             </w:r>
           </w:p>
         </w:tc>
@@ -3763,7 +3763,7 @@
           </w:tcPr>
           <w:p>
             <w:r>
-              <w:t xml:space="preserve">SATELLITE  SAT_RISK_MOTOR_VEHICLE</w:t>
+              <w:t xml:space="preserve">SATELLITE  SAT_RISK_MOTOR_VEHICLE  [M3]</w:t>
             </w:r>
           </w:p>
         </w:tc>
@@ -3821,7 +3821,7 @@
           </w:tcPr>
           <w:p>
             <w:r>
-              <w:t xml:space="preserve">SATELLITE  SAT_RISK_OBJECT_CORE</w:t>
+              <w:t xml:space="preserve">SATELLITE  SAT_RISK_OBJECT_CORE  [M3]</w:t>
             </w:r>
           </w:p>
         </w:tc>
@@ -3879,7 +3879,7 @@
           </w:tcPr>
           <w:p>
             <w:r>
-              <w:t xml:space="preserve">SATELLITE  SAT_RISK_PERSON_INSURED</w:t>
+              <w:t xml:space="preserve">SATELLITE  SAT_RISK_PERSON_INSURED  [M3]</w:t>
             </w:r>
           </w:p>
         </w:tc>
@@ -3937,7 +3937,7 @@
           </w:tcPr>
           <w:p>
             <w:r>
-              <w:t xml:space="preserve">SATELLITE  SAT_RISK_PERSON_TRAVEL</w:t>
+              <w:t xml:space="preserve">SATELLITE  SAT_RISK_PERSON_TRAVEL  [M3]</w:t>
             </w:r>
           </w:p>
         </w:tc>
@@ -3984,6 +3984,12 @@
       </w:pPr>
       <w:r>
         <w:t xml:space="preserve">1. OPUS — Hash column types (all tables)</w:t>
+      </w:r>
+      <w:r>
+        <w:t xml:space="preserve">  [M1]</w:t>
+      </w:r>
+      <w:r>
+        <w:t xml:space="preserve">  [M1]</w:t>
       </w:r>
     </w:p>
     <w:tbl>
@@ -4279,6 +4285,12 @@
       <w:r>
         <w:t xml:space="preserve">2. OPUS — HUB  HUB_AGREEMENT</w:t>
       </w:r>
+      <w:r>
+        <w:t xml:space="preserve">  [M1]</w:t>
+      </w:r>
+      <w:r>
+        <w:t xml:space="preserve">  [M1]</w:t>
+      </w:r>
     </w:p>
     <w:tbl>
       <w:tblPr>
@@ -4585,6 +4597,12 @@
       <w:r>
         <w:t xml:space="preserve">3. OPUS — HUB  HUB_ASSESSMENT</w:t>
       </w:r>
+      <w:r>
+        <w:t xml:space="preserve">  [M1]</w:t>
+      </w:r>
+      <w:r>
+        <w:t xml:space="preserve">  [M1]</w:t>
+      </w:r>
     </w:p>
     <w:tbl>
       <w:tblPr>
@@ -4891,6 +4909,12 @@
       <w:r>
         <w:t xml:space="preserve">4. OPUS — HUB  HUB_COVERAGE</w:t>
       </w:r>
+      <w:r>
+        <w:t xml:space="preserve">  [M1]</w:t>
+      </w:r>
+      <w:r>
+        <w:t xml:space="preserve">  [M1]</w:t>
+      </w:r>
     </w:p>
     <w:tbl>
       <w:tblPr>
@@ -5197,6 +5221,12 @@
       <w:r>
         <w:t xml:space="preserve">5. OPUS — HUB  HUB_DISTRIBUTION_CHANNEL</w:t>
       </w:r>
+      <w:r>
+        <w:t xml:space="preserve">  [M1]</w:t>
+      </w:r>
+      <w:r>
+        <w:t xml:space="preserve">  [M1]</w:t>
+      </w:r>
     </w:p>
     <w:tbl>
       <w:tblPr>
@@ -5503,6 +5533,12 @@
       <w:r>
         <w:t xml:space="preserve">6. OPUS — HUB  HUB_FINANCIAL_ACCOUNT</w:t>
       </w:r>
+      <w:r>
+        <w:t xml:space="preserve">  [M1]</w:t>
+      </w:r>
+      <w:r>
+        <w:t xml:space="preserve">  [M1]</w:t>
+      </w:r>
     </w:p>
     <w:tbl>
       <w:tblPr>
@@ -5809,6 +5845,12 @@
       <w:r>
         <w:t xml:space="preserve">7. OPUS — HUB  HUB_FINANCIAL_TRANSACTION</w:t>
       </w:r>
+      <w:r>
+        <w:t xml:space="preserve">  [M1]</w:t>
+      </w:r>
+      <w:r>
+        <w:t xml:space="preserve">  [M1]</w:t>
+      </w:r>
     </w:p>
     <w:tbl>
       <w:tblPr>
@@ -6115,6 +6157,12 @@
       <w:r>
         <w:t xml:space="preserve">8. OPUS — HUB  HUB_LOCATION</w:t>
       </w:r>
+      <w:r>
+        <w:t xml:space="preserve">  [M1]</w:t>
+      </w:r>
+      <w:r>
+        <w:t xml:space="preserve">  [M1]</w:t>
+      </w:r>
     </w:p>
     <w:tbl>
       <w:tblPr>
@@ -6421,6 +6469,12 @@
       <w:r>
         <w:t xml:space="preserve">9. OPUS — HUB  HUB_ORG_UNIT</w:t>
       </w:r>
+      <w:r>
+        <w:t xml:space="preserve">  [M1]</w:t>
+      </w:r>
+      <w:r>
+        <w:t xml:space="preserve">  [M1]</w:t>
+      </w:r>
     </w:p>
     <w:tbl>
       <w:tblPr>
@@ -6727,6 +6781,12 @@
       <w:r>
         <w:t xml:space="preserve">10. OPUS — HUB  HUB_PARTY</w:t>
       </w:r>
+      <w:r>
+        <w:t xml:space="preserve">  [M1]</w:t>
+      </w:r>
+      <w:r>
+        <w:t xml:space="preserve">  [M1]</w:t>
+      </w:r>
     </w:p>
     <w:tbl>
       <w:tblPr>
@@ -7033,6 +7093,12 @@
       <w:r>
         <w:t xml:space="preserve">11. OPUS — HUB  HUB_POLICY</w:t>
       </w:r>
+      <w:r>
+        <w:t xml:space="preserve">  [M1]</w:t>
+      </w:r>
+      <w:r>
+        <w:t xml:space="preserve">  [M1]</w:t>
+      </w:r>
     </w:p>
     <w:tbl>
       <w:tblPr>
@@ -7339,6 +7405,12 @@
       <w:r>
         <w:t xml:space="preserve">12. OPUS — HUB  HUB_PRODUCT</w:t>
       </w:r>
+      <w:r>
+        <w:t xml:space="preserve">  [M1]</w:t>
+      </w:r>
+      <w:r>
+        <w:t xml:space="preserve">  [M1]</w:t>
+      </w:r>
     </w:p>
     <w:tbl>
       <w:tblPr>
@@ -7645,6 +7717,12 @@
       <w:r>
         <w:t xml:space="preserve">13. OPUS — HUB  HUB_PROPOSAL</w:t>
       </w:r>
+      <w:r>
+        <w:t xml:space="preserve">  [M1]</w:t>
+      </w:r>
+      <w:r>
+        <w:t xml:space="preserve">  [M1]</w:t>
+      </w:r>
     </w:p>
     <w:tbl>
       <w:tblPr>
@@ -7951,6 +8029,12 @@
       <w:r>
         <w:t xml:space="preserve">14. OPUS — HUB  HUB_QUOTE</w:t>
       </w:r>
+      <w:r>
+        <w:t xml:space="preserve">  [M1]</w:t>
+      </w:r>
+      <w:r>
+        <w:t xml:space="preserve">  [M1]</w:t>
+      </w:r>
     </w:p>
     <w:tbl>
       <w:tblPr>
@@ -8257,6 +8341,12 @@
       <w:r>
         <w:t xml:space="preserve">15. OPUS — HUB  HUB_RISK_OBJECT</w:t>
       </w:r>
+      <w:r>
+        <w:t xml:space="preserve">  [M1]</w:t>
+      </w:r>
+      <w:r>
+        <w:t xml:space="preserve">  [M1]</w:t>
+      </w:r>
     </w:p>
     <w:tbl>
       <w:tblPr>
@@ -8563,6 +8653,12 @@
       <w:r>
         <w:t xml:space="preserve">16. OPUS — SATELLITE  SAT_AUG_COMMON_COMMUNICATION_PREFERENCE</w:t>
       </w:r>
+      <w:r>
+        <w:t xml:space="preserve">  [M1]</w:t>
+      </w:r>
+      <w:r>
+        <w:t xml:space="preserve">  [M1]</w:t>
+      </w:r>
     </w:p>
     <w:tbl>
       <w:tblPr>
@@ -8859,6 +8955,12 @@
       <w:r>
         <w:t xml:space="preserve">17. OPUS — SATELLITE  SAT_AUG_COVERAGE_DEFINITION</w:t>
       </w:r>
+      <w:r>
+        <w:t xml:space="preserve">  [M1]</w:t>
+      </w:r>
+      <w:r>
+        <w:t xml:space="preserve">  [M1]</w:t>
+      </w:r>
     </w:p>
     <w:tbl>
       <w:tblPr>
@@ -9155,6 +9257,12 @@
       <w:r>
         <w:t xml:space="preserve">18. OPUS — SATELLITE  SAT_AUG_COVERAGE_LIMITS</w:t>
       </w:r>
+      <w:r>
+        <w:t xml:space="preserve">  [M1]</w:t>
+      </w:r>
+      <w:r>
+        <w:t xml:space="preserve">  [M1]</w:t>
+      </w:r>
     </w:p>
     <w:tbl>
       <w:tblPr>
@@ -9451,6 +9559,12 @@
       <w:r>
         <w:t xml:space="preserve">19. OPUS — SATELLITE  SAT_AUG_COVERAGE_RATING</w:t>
       </w:r>
+      <w:r>
+        <w:t xml:space="preserve">  [M1]</w:t>
+      </w:r>
+      <w:r>
+        <w:t xml:space="preserve">  [M1]</w:t>
+      </w:r>
     </w:p>
     <w:tbl>
       <w:tblPr>
@@ -9747,6 +9861,12 @@
       <w:r>
         <w:t xml:space="preserve">20. OPUS — SATELLITE  SAT_AUG_FINTXN_PREMIUM</w:t>
       </w:r>
+      <w:r>
+        <w:t xml:space="preserve">  [M1]</w:t>
+      </w:r>
+      <w:r>
+        <w:t xml:space="preserve">  [M1]</w:t>
+      </w:r>
     </w:p>
     <w:tbl>
       <w:tblPr>
@@ -10043,6 +10163,12 @@
       <w:r>
         <w:t xml:space="preserve">21. OPUS — SATELLITE  SAT_AUG_LNK_PARTY_ROLE_CORE</w:t>
       </w:r>
+      <w:r>
+        <w:t xml:space="preserve">  [M2]</w:t>
+      </w:r>
+      <w:r>
+        <w:t xml:space="preserve">  [M2]</w:t>
+      </w:r>
     </w:p>
     <w:tbl>
       <w:tblPr>
@@ -10339,6 +10465,12 @@
       <w:r>
         <w:t xml:space="preserve">22. OPUS — SATELLITE  SAT_AUG_LNK_ROLE_CUSTOMER</w:t>
       </w:r>
+      <w:r>
+        <w:t xml:space="preserve">  [M2]</w:t>
+      </w:r>
+      <w:r>
+        <w:t xml:space="preserve">  [M2]</w:t>
+      </w:r>
     </w:p>
     <w:tbl>
       <w:tblPr>
@@ -10635,6 +10767,12 @@
       <w:r>
         <w:t xml:space="preserve">23. OPUS — SATELLITE  SAT_AUG_PARTY_BANKING</w:t>
       </w:r>
+      <w:r>
+        <w:t xml:space="preserve">  [M2]</w:t>
+      </w:r>
+      <w:r>
+        <w:t xml:space="preserve">  [M2]</w:t>
+      </w:r>
     </w:p>
     <w:tbl>
       <w:tblPr>
@@ -10931,6 +11069,12 @@
       <w:r>
         <w:t xml:space="preserve">24. OPUS — SATELLITE  SAT_AUG_PARTY_EMPLOYMENT</w:t>
       </w:r>
+      <w:r>
+        <w:t xml:space="preserve">  [M2]</w:t>
+      </w:r>
+      <w:r>
+        <w:t xml:space="preserve">  [M2]</w:t>
+      </w:r>
     </w:p>
     <w:tbl>
       <w:tblPr>
@@ -11227,6 +11371,12 @@
       <w:r>
         <w:t xml:space="preserve">25. OPUS — SATELLITE  SAT_AUG_PRODUCT_TERMS</w:t>
       </w:r>
+      <w:r>
+        <w:t xml:space="preserve">  [M2]</w:t>
+      </w:r>
+      <w:r>
+        <w:t xml:space="preserve">  [M2]</w:t>
+      </w:r>
     </w:p>
     <w:tbl>
       <w:tblPr>
@@ -11523,6 +11673,12 @@
       <w:r>
         <w:t xml:space="preserve">26. OPUS — SATELLITE  SAT_AUG_RISK_PERSON_INSURED</w:t>
       </w:r>
+      <w:r>
+        <w:t xml:space="preserve">  [M2]</w:t>
+      </w:r>
+      <w:r>
+        <w:t xml:space="preserve">  [M2]</w:t>
+      </w:r>
     </w:p>
     <w:tbl>
       <w:tblPr>
@@ -11819,6 +11975,12 @@
       <w:r>
         <w:t xml:space="preserve">27. OPUS — SATELLITE  SAT_AUG_RISK_PERSON_TRAVEL</w:t>
       </w:r>
+      <w:r>
+        <w:t xml:space="preserve">  [M2]</w:t>
+      </w:r>
+      <w:r>
+        <w:t xml:space="preserve">  [M2]</w:t>
+      </w:r>
     </w:p>
     <w:tbl>
       <w:tblPr>
@@ -12115,6 +12277,12 @@
       <w:r>
         <w:t xml:space="preserve">28. OPUS — SATELLITE  SAT_COMMON_ADDRESS</w:t>
       </w:r>
+      <w:r>
+        <w:t xml:space="preserve">  [M2]</w:t>
+      </w:r>
+      <w:r>
+        <w:t xml:space="preserve">  [M2]</w:t>
+      </w:r>
     </w:p>
     <w:tbl>
       <w:tblPr>
@@ -12411,6 +12579,12 @@
       <w:r>
         <w:t xml:space="preserve">29. OPUS — SATELLITE  SAT_COMMON_CLASSIFICATION</w:t>
       </w:r>
+      <w:r>
+        <w:t xml:space="preserve">  [M2]</w:t>
+      </w:r>
+      <w:r>
+        <w:t xml:space="preserve">  [M2]</w:t>
+      </w:r>
     </w:p>
     <w:tbl>
       <w:tblPr>
@@ -12707,6 +12881,12 @@
       <w:r>
         <w:t xml:space="preserve">30. OPUS — SATELLITE  SAT_COMMON_CONTACT</w:t>
       </w:r>
+      <w:r>
+        <w:t xml:space="preserve">  [M2]</w:t>
+      </w:r>
+      <w:r>
+        <w:t xml:space="preserve">  [M2]</w:t>
+      </w:r>
     </w:p>
     <w:tbl>
       <w:tblPr>
@@ -13003,6 +13183,12 @@
       <w:r>
         <w:t xml:space="preserve">31. OPUS — SATELLITE  SAT_COVERAGE_CONDITIONS</w:t>
       </w:r>
+      <w:r>
+        <w:t xml:space="preserve">  [M2]</w:t>
+      </w:r>
+      <w:r>
+        <w:t xml:space="preserve">  [M2]</w:t>
+      </w:r>
     </w:p>
     <w:tbl>
       <w:tblPr>
@@ -13299,6 +13485,12 @@
       <w:r>
         <w:t xml:space="preserve">32. OPUS — SATELLITE  SAT_COVERAGE_DEFINITION</w:t>
       </w:r>
+      <w:r>
+        <w:t xml:space="preserve">  [M2]</w:t>
+      </w:r>
+      <w:r>
+        <w:t xml:space="preserve">  [M2]</w:t>
+      </w:r>
     </w:p>
     <w:tbl>
       <w:tblPr>
@@ -13595,6 +13787,12 @@
       <w:r>
         <w:t xml:space="preserve">33. OPUS — SATELLITE  SAT_COVERAGE_LIMITS</w:t>
       </w:r>
+      <w:r>
+        <w:t xml:space="preserve">  [M2]</w:t>
+      </w:r>
+      <w:r>
+        <w:t xml:space="preserve">  [M2]</w:t>
+      </w:r>
     </w:p>
     <w:tbl>
       <w:tblPr>
@@ -13891,6 +14089,12 @@
       <w:r>
         <w:t xml:space="preserve">34. OPUS — SATELLITE  SAT_FINTXN_COMMISSION</w:t>
       </w:r>
+      <w:r>
+        <w:t xml:space="preserve">  [M2]</w:t>
+      </w:r>
+      <w:r>
+        <w:t xml:space="preserve">  [M2]</w:t>
+      </w:r>
     </w:p>
     <w:tbl>
       <w:tblPr>
@@ -14187,6 +14391,12 @@
       <w:r>
         <w:t xml:space="preserve">35. OPUS — SATELLITE  SAT_FINTXN_HEADER</w:t>
       </w:r>
+      <w:r>
+        <w:t xml:space="preserve">  [M2]</w:t>
+      </w:r>
+      <w:r>
+        <w:t xml:space="preserve">  [M2]</w:t>
+      </w:r>
     </w:p>
     <w:tbl>
       <w:tblPr>
@@ -14483,6 +14693,12 @@
       <w:r>
         <w:t xml:space="preserve">36. OPUS — SATELLITE  SAT_FINTXN_PREMIUM</w:t>
       </w:r>
+      <w:r>
+        <w:t xml:space="preserve">  [M2]</w:t>
+      </w:r>
+      <w:r>
+        <w:t xml:space="preserve">  [M2]</w:t>
+      </w:r>
     </w:p>
     <w:tbl>
       <w:tblPr>
@@ -14779,6 +14995,12 @@
       <w:r>
         <w:t xml:space="preserve">37. OPUS — SATELLITE  SAT_FINTXN_TAX</w:t>
       </w:r>
+      <w:r>
+        <w:t xml:space="preserve">  [M2]</w:t>
+      </w:r>
+      <w:r>
+        <w:t xml:space="preserve">  [M2]</w:t>
+      </w:r>
     </w:p>
     <w:tbl>
       <w:tblPr>
@@ -15075,6 +15297,12 @@
       <w:r>
         <w:t xml:space="preserve">38. OPUS — SATELLITE  SAT_FIN_CHARGE_RATE</w:t>
       </w:r>
+      <w:r>
+        <w:t xml:space="preserve">  [M2]</w:t>
+      </w:r>
+      <w:r>
+        <w:t xml:space="preserve">  [M2]</w:t>
+      </w:r>
     </w:p>
     <w:tbl>
       <w:tblPr>
@@ -15371,6 +15599,12 @@
       <w:r>
         <w:t xml:space="preserve">39. OPUS — SATELLITE  SAT_FIN_RECEIPT</w:t>
       </w:r>
+      <w:r>
+        <w:t xml:space="preserve">  [M2]</w:t>
+      </w:r>
+      <w:r>
+        <w:t xml:space="preserve">  [M2]</w:t>
+      </w:r>
     </w:p>
     <w:tbl>
       <w:tblPr>
@@ -15667,6 +15901,12 @@
       <w:r>
         <w:t xml:space="preserve">40. OPUS — SATELLITE  SAT_LNK_ROLE_NOMINEE_BENEFICIARY</w:t>
       </w:r>
+      <w:r>
+        <w:t xml:space="preserve">  [M2]</w:t>
+      </w:r>
+      <w:r>
+        <w:t xml:space="preserve">  [M2]</w:t>
+      </w:r>
     </w:p>
     <w:tbl>
       <w:tblPr>
@@ -15963,6 +16203,12 @@
       <w:r>
         <w:t xml:space="preserve">41. OPUS — SATELLITE  SAT_ORG_UNIT_DEFINITION</w:t>
       </w:r>
+      <w:r>
+        <w:t xml:space="preserve">  [M3]</w:t>
+      </w:r>
+      <w:r>
+        <w:t xml:space="preserve">  [M3]</w:t>
+      </w:r>
     </w:p>
     <w:tbl>
       <w:tblPr>
@@ -16259,6 +16505,12 @@
       <w:r>
         <w:t xml:space="preserve">42. OPUS — SATELLITE  SAT_PARTY_EMPLOYMENT</w:t>
       </w:r>
+      <w:r>
+        <w:t xml:space="preserve">  [M3]</w:t>
+      </w:r>
+      <w:r>
+        <w:t xml:space="preserve">  [M3]</w:t>
+      </w:r>
     </w:p>
     <w:tbl>
       <w:tblPr>
@@ -16555,6 +16807,12 @@
       <w:r>
         <w:t xml:space="preserve">43. OPUS — SATELLITE  SAT_PARTY_HEALTH_PROFILE</w:t>
       </w:r>
+      <w:r>
+        <w:t xml:space="preserve">  [M3]</w:t>
+      </w:r>
+      <w:r>
+        <w:t xml:space="preserve">  [M3]</w:t>
+      </w:r>
     </w:p>
     <w:tbl>
       <w:tblPr>
@@ -16851,6 +17109,12 @@
       <w:r>
         <w:t xml:space="preserve">44. OPUS — SATELLITE  SAT_PARTY_IDENTIFICATION</w:t>
       </w:r>
+      <w:r>
+        <w:t xml:space="preserve">  [M3]</w:t>
+      </w:r>
+      <w:r>
+        <w:t xml:space="preserve">  [M3]</w:t>
+      </w:r>
     </w:p>
     <w:tbl>
       <w:tblPr>
@@ -17147,6 +17411,12 @@
       <w:r>
         <w:t xml:space="preserve">45. OPUS — SATELLITE  SAT_PARTY_IDENTITY</w:t>
       </w:r>
+      <w:r>
+        <w:t xml:space="preserve">  [M3]</w:t>
+      </w:r>
+      <w:r>
+        <w:t xml:space="preserve">  [M3]</w:t>
+      </w:r>
     </w:p>
     <w:tbl>
       <w:tblPr>
@@ -17443,6 +17713,12 @@
       <w:r>
         <w:t xml:space="preserve">46. OPUS — SATELLITE  SAT_PARTY_INDIVIDUAL_DEMOGRAPHICS</w:t>
       </w:r>
+      <w:r>
+        <w:t xml:space="preserve">  [M3]</w:t>
+      </w:r>
+      <w:r>
+        <w:t xml:space="preserve">  [M3]</w:t>
+      </w:r>
     </w:p>
     <w:tbl>
       <w:tblPr>
@@ -17739,6 +18015,12 @@
       <w:r>
         <w:t xml:space="preserve">47. OPUS — SATELLITE  SAT_POLICY_CLASSIFICATION</w:t>
       </w:r>
+      <w:r>
+        <w:t xml:space="preserve">  [M3]</w:t>
+      </w:r>
+      <w:r>
+        <w:t xml:space="preserve">  [M3]</w:t>
+      </w:r>
     </w:p>
     <w:tbl>
       <w:tblPr>
@@ -18035,6 +18317,12 @@
       <w:r>
         <w:t xml:space="preserve">48. OPUS — SATELLITE  SAT_POLICY_HEADER</w:t>
       </w:r>
+      <w:r>
+        <w:t xml:space="preserve">  [M3]</w:t>
+      </w:r>
+      <w:r>
+        <w:t xml:space="preserve">  [M3]</w:t>
+      </w:r>
     </w:p>
     <w:tbl>
       <w:tblPr>
@@ -18331,6 +18619,12 @@
       <w:r>
         <w:t xml:space="preserve">49. OPUS — SATELLITE  SAT_POLICY_TERMS</w:t>
       </w:r>
+      <w:r>
+        <w:t xml:space="preserve">  [M3]</w:t>
+      </w:r>
+      <w:r>
+        <w:t xml:space="preserve">  [M3]</w:t>
+      </w:r>
     </w:p>
     <w:tbl>
       <w:tblPr>
@@ -18627,6 +18921,12 @@
       <w:r>
         <w:t xml:space="preserve">50. OPUS — SATELLITE  SAT_PRODUCT_DEFINITION</w:t>
       </w:r>
+      <w:r>
+        <w:t xml:space="preserve">  [M3]</w:t>
+      </w:r>
+      <w:r>
+        <w:t xml:space="preserve">  [M3]</w:t>
+      </w:r>
     </w:p>
     <w:tbl>
       <w:tblPr>
@@ -18923,6 +19223,12 @@
       <w:r>
         <w:t xml:space="preserve">51. OPUS — SATELLITE  SAT_PRODUCT_RATING_FACTOR</w:t>
       </w:r>
+      <w:r>
+        <w:t xml:space="preserve">  [M3]</w:t>
+      </w:r>
+      <w:r>
+        <w:t xml:space="preserve">  [M3]</w:t>
+      </w:r>
     </w:p>
     <w:tbl>
       <w:tblPr>
@@ -19219,6 +19525,12 @@
       <w:r>
         <w:t xml:space="preserve">52. OPUS — SATELLITE  SAT_PRODUCT_RATING_STRUCTURE</w:t>
       </w:r>
+      <w:r>
+        <w:t xml:space="preserve">  [M3]</w:t>
+      </w:r>
+      <w:r>
+        <w:t xml:space="preserve">  [M3]</w:t>
+      </w:r>
     </w:p>
     <w:tbl>
       <w:tblPr>
@@ -19515,6 +19827,12 @@
       <w:r>
         <w:t xml:space="preserve">53. OPUS — SATELLITE  SAT_PRODUCT_TERMS</w:t>
       </w:r>
+      <w:r>
+        <w:t xml:space="preserve">  [M3]</w:t>
+      </w:r>
+      <w:r>
+        <w:t xml:space="preserve">  [M3]</w:t>
+      </w:r>
     </w:p>
     <w:tbl>
       <w:tblPr>
@@ -19811,6 +20129,12 @@
       <w:r>
         <w:t xml:space="preserve">54. OPUS — SATELLITE  SAT_PROPOSAL_UNDERWRITING</w:t>
       </w:r>
+      <w:r>
+        <w:t xml:space="preserve">  [M3]</w:t>
+      </w:r>
+      <w:r>
+        <w:t xml:space="preserve">  [M3]</w:t>
+      </w:r>
     </w:p>
     <w:tbl>
       <w:tblPr>
@@ -20107,6 +20431,12 @@
       <w:r>
         <w:t xml:space="preserve">55. OPUS — SATELLITE  SAT_QUOTE_HEADER</w:t>
       </w:r>
+      <w:r>
+        <w:t xml:space="preserve">  [M3]</w:t>
+      </w:r>
+      <w:r>
+        <w:t xml:space="preserve">  [M3]</w:t>
+      </w:r>
     </w:p>
     <w:tbl>
       <w:tblPr>
@@ -20403,6 +20733,12 @@
       <w:r>
         <w:t xml:space="preserve">56. OPUS — SATELLITE  SAT_RISK_MOTOR_DRIVER</w:t>
       </w:r>
+      <w:r>
+        <w:t xml:space="preserve">  [M3]</w:t>
+      </w:r>
+      <w:r>
+        <w:t xml:space="preserve">  [M3]</w:t>
+      </w:r>
     </w:p>
     <w:tbl>
       <w:tblPr>
@@ -20699,6 +21035,12 @@
       <w:r>
         <w:t xml:space="preserve">57. OPUS — SATELLITE  SAT_RISK_MOTOR_VEHICLE</w:t>
       </w:r>
+      <w:r>
+        <w:t xml:space="preserve">  [M3]</w:t>
+      </w:r>
+      <w:r>
+        <w:t xml:space="preserve">  [M3]</w:t>
+      </w:r>
     </w:p>
     <w:tbl>
       <w:tblPr>
@@ -20995,6 +21337,12 @@
       <w:r>
         <w:t xml:space="preserve">58. OPUS — SATELLITE  SAT_RISK_OBJECT_CORE</w:t>
       </w:r>
+      <w:r>
+        <w:t xml:space="preserve">  [M3]</w:t>
+      </w:r>
+      <w:r>
+        <w:t xml:space="preserve">  [M3]</w:t>
+      </w:r>
     </w:p>
     <w:tbl>
       <w:tblPr>
@@ -21291,6 +21639,12 @@
       <w:r>
         <w:t xml:space="preserve">59. OPUS — SATELLITE  SAT_RISK_PERSON_INSURED</w:t>
       </w:r>
+      <w:r>
+        <w:t xml:space="preserve">  [M3]</w:t>
+      </w:r>
+      <w:r>
+        <w:t xml:space="preserve">  [M3]</w:t>
+      </w:r>
     </w:p>
     <w:tbl>
       <w:tblPr>
@@ -21586,6 +21940,12 @@
       </w:pPr>
       <w:r>
         <w:t xml:space="preserve">60. OPUS — SATELLITE  SAT_RISK_PERSON_TRAVEL</w:t>
+      </w:r>
+      <w:r>
+        <w:t xml:space="preserve">  [M3]</w:t>
+      </w:r>
+      <w:r>
+        <w:t xml:space="preserve">  [M3]</w:t>
       </w:r>
     </w:p>
     <w:tbl>
